--- a/docs/IT23543164_Lab5.docx
+++ b/docs/IT23543164_Lab5.docx
@@ -2415,31 +2415,35 @@
       </w:sdtContent>
     </w:sdt>
     <w:p>
-      <w:pPr>
-        <w:rPr>
-          <w:rFonts w:ascii="Times New Roman" w:hAnsi="Times New Roman" w:cs="Times New Roman"/>
-          <w:sz w:val="36"/>
-          <w:szCs w:val="36"/>
-        </w:rPr>
-      </w:pPr>
-    </w:p>
-    <w:p>
-      <w:pPr>
-        <w:rPr>
-          <w:rFonts w:ascii="Times New Roman" w:hAnsi="Times New Roman" w:cs="Times New Roman"/>
-          <w:sz w:val="36"/>
-          <w:szCs w:val="36"/>
-        </w:rPr>
-      </w:pPr>
-    </w:p>
-    <w:p>
-      <w:pPr>
-        <w:rPr>
-          <w:rFonts w:ascii="Times New Roman" w:hAnsi="Times New Roman" w:cs="Times New Roman"/>
-          <w:sz w:val="36"/>
-          <w:szCs w:val="36"/>
-        </w:rPr>
-      </w:pPr>
+      <w:r>
+        <w:rPr>
+          <w:rFonts w:ascii="Times New Roman" w:hAnsi="Times New Roman" w:cs="Times New Roman"/>
+        </w:rPr>
+        <w:t xml:space="preserve">Git Hub </w:t>
+      </w:r>
+      <w:proofErr w:type="gramStart"/>
+      <w:r>
+        <w:rPr>
+          <w:rFonts w:ascii="Times New Roman" w:hAnsi="Times New Roman" w:cs="Times New Roman"/>
+        </w:rPr>
+        <w:t>Link</w:t>
+      </w:r>
+      <w:r>
+        <w:t xml:space="preserve"> :</w:t>
+      </w:r>
+      <w:proofErr w:type="gramEnd"/>
+      <w:r>
+        <w:t xml:space="preserve"> </w:t>
+      </w:r>
+      <w:hyperlink r:id="rId9" w:history="1">
+        <w:r>
+          <w:rPr>
+            <w:rStyle w:val="Hyperlink"/>
+            <w:rFonts w:ascii="Times New Roman" w:hAnsi="Times New Roman" w:cs="Times New Roman"/>
+          </w:rPr>
+          <w:t>https://github.com/Chandulajeewantha2003/fitflow-redesign.git</w:t>
+        </w:r>
+      </w:hyperlink>
     </w:p>
     <w:p>
       <w:pPr>
@@ -7027,19 +7031,7 @@
         <w:rPr>
           <w:rFonts w:ascii="Times New Roman" w:hAnsi="Times New Roman" w:cs="Times New Roman"/>
         </w:rPr>
-        <w:t>2.</w:t>
-      </w:r>
-      <w:r>
-        <w:rPr>
-          <w:rFonts w:ascii="Times New Roman" w:hAnsi="Times New Roman" w:cs="Times New Roman"/>
-        </w:rPr>
-        <w:t>5</w:t>
-      </w:r>
-      <w:r>
-        <w:rPr>
-          <w:rFonts w:ascii="Times New Roman" w:hAnsi="Times New Roman" w:cs="Times New Roman"/>
-        </w:rPr>
-        <w:t xml:space="preserve"> Combined technology choice</w:t>
+        <w:t>2.5 Combined technology choice</w:t>
       </w:r>
       <w:bookmarkEnd w:id="9"/>
     </w:p>
@@ -9693,7 +9685,7 @@
                     <pic:cNvPicPr/>
                   </pic:nvPicPr>
                   <pic:blipFill>
-                    <a:blip r:embed="rId9">
+                    <a:blip r:embed="rId10">
                       <a:extLst>
                         <a:ext uri="{28A0092B-C50C-407E-A947-70E740481C1C}">
                           <a14:useLocalDpi xmlns:a14="http://schemas.microsoft.com/office/drawing/2010/main" val="0"/>
@@ -10773,9 +10765,9 @@
         <w:tblLook w:val="04A0" w:firstRow="1" w:lastRow="0" w:firstColumn="1" w:lastColumn="0" w:noHBand="0" w:noVBand="1"/>
       </w:tblPr>
       <w:tblGrid>
-        <w:gridCol w:w="3106"/>
-        <w:gridCol w:w="3128"/>
-        <w:gridCol w:w="3116"/>
+        <w:gridCol w:w="3102"/>
+        <w:gridCol w:w="3133"/>
+        <w:gridCol w:w="3115"/>
       </w:tblGrid>
       <w:tr>
         <w:trPr>
@@ -10791,6 +10783,8 @@
             <w:pPr>
               <w:rPr>
                 <w:rFonts w:ascii="Times New Roman" w:hAnsi="Times New Roman" w:cs="Times New Roman"/>
+                <w:sz w:val="20"/>
+                <w:szCs w:val="36"/>
               </w:rPr>
             </w:pPr>
             <w:r>
@@ -10798,7 +10792,8 @@
                 <w:rFonts w:ascii="Times New Roman" w:hAnsi="Times New Roman" w:cs="Times New Roman"/>
                 <w:b/>
                 <w:color w:val="FFFFFF"/>
-                <w:sz w:val="14"/>
+                <w:sz w:val="20"/>
+                <w:szCs w:val="36"/>
               </w:rPr>
               <w:t>Concern</w:t>
             </w:r>
@@ -10813,6 +10808,8 @@
             <w:pPr>
               <w:rPr>
                 <w:rFonts w:ascii="Times New Roman" w:hAnsi="Times New Roman" w:cs="Times New Roman"/>
+                <w:sz w:val="20"/>
+                <w:szCs w:val="36"/>
               </w:rPr>
             </w:pPr>
             <w:r>
@@ -10820,7 +10817,8 @@
                 <w:rFonts w:ascii="Times New Roman" w:hAnsi="Times New Roman" w:cs="Times New Roman"/>
                 <w:b/>
                 <w:color w:val="FFFFFF"/>
-                <w:sz w:val="14"/>
+                <w:sz w:val="20"/>
+                <w:szCs w:val="36"/>
               </w:rPr>
               <w:t>Design control</w:t>
             </w:r>
@@ -10835,6 +10833,8 @@
             <w:pPr>
               <w:rPr>
                 <w:rFonts w:ascii="Times New Roman" w:hAnsi="Times New Roman" w:cs="Times New Roman"/>
+                <w:sz w:val="20"/>
+                <w:szCs w:val="36"/>
               </w:rPr>
             </w:pPr>
             <w:r>
@@ -10842,7 +10842,8 @@
                 <w:rFonts w:ascii="Times New Roman" w:hAnsi="Times New Roman" w:cs="Times New Roman"/>
                 <w:b/>
                 <w:color w:val="FFFFFF"/>
-                <w:sz w:val="14"/>
+                <w:sz w:val="20"/>
+                <w:szCs w:val="36"/>
               </w:rPr>
               <w:t>Verification before production</w:t>
             </w:r>
@@ -10862,12 +10863,15 @@
               <w:spacing w:after="20"/>
               <w:rPr>
                 <w:rFonts w:ascii="Times New Roman" w:hAnsi="Times New Roman" w:cs="Times New Roman"/>
-              </w:rPr>
-            </w:pPr>
-            <w:r>
-              <w:rPr>
-                <w:rFonts w:ascii="Times New Roman" w:hAnsi="Times New Roman" w:cs="Times New Roman"/>
-                <w:sz w:val="14"/>
+                <w:sz w:val="18"/>
+                <w:szCs w:val="32"/>
+              </w:rPr>
+            </w:pPr>
+            <w:r>
+              <w:rPr>
+                <w:rFonts w:ascii="Times New Roman" w:hAnsi="Times New Roman" w:cs="Times New Roman"/>
+                <w:sz w:val="18"/>
+                <w:szCs w:val="32"/>
               </w:rPr>
               <w:t>Availability / scalability</w:t>
             </w:r>
@@ -10882,12 +10886,15 @@
               <w:spacing w:after="20"/>
               <w:rPr>
                 <w:rFonts w:ascii="Times New Roman" w:hAnsi="Times New Roman" w:cs="Times New Roman"/>
-              </w:rPr>
-            </w:pPr>
-            <w:r>
-              <w:rPr>
-                <w:rFonts w:ascii="Times New Roman" w:hAnsi="Times New Roman" w:cs="Times New Roman"/>
-                <w:sz w:val="14"/>
+                <w:sz w:val="18"/>
+                <w:szCs w:val="32"/>
+              </w:rPr>
+            </w:pPr>
+            <w:r>
+              <w:rPr>
+                <w:rFonts w:ascii="Times New Roman" w:hAnsi="Times New Roman" w:cs="Times New Roman"/>
+                <w:sz w:val="18"/>
+                <w:szCs w:val="32"/>
               </w:rPr>
               <w:t>Stateless API, managed DB, cache limits, backpressure, job timeout.</w:t>
             </w:r>
@@ -10902,12 +10909,15 @@
               <w:spacing w:after="20"/>
               <w:rPr>
                 <w:rFonts w:ascii="Times New Roman" w:hAnsi="Times New Roman" w:cs="Times New Roman"/>
-              </w:rPr>
-            </w:pPr>
-            <w:r>
-              <w:rPr>
-                <w:rFonts w:ascii="Times New Roman" w:hAnsi="Times New Roman" w:cs="Times New Roman"/>
-                <w:sz w:val="14"/>
+                <w:sz w:val="18"/>
+                <w:szCs w:val="32"/>
+              </w:rPr>
+            </w:pPr>
+            <w:r>
+              <w:rPr>
+                <w:rFonts w:ascii="Times New Roman" w:hAnsi="Times New Roman" w:cs="Times New Roman"/>
+                <w:sz w:val="18"/>
+                <w:szCs w:val="32"/>
               </w:rPr>
               <w:t>Load tests, failover, restore drill.</w:t>
             </w:r>
@@ -10928,12 +10938,15 @@
               <w:spacing w:after="20"/>
               <w:rPr>
                 <w:rFonts w:ascii="Times New Roman" w:hAnsi="Times New Roman" w:cs="Times New Roman"/>
-              </w:rPr>
-            </w:pPr>
-            <w:r>
-              <w:rPr>
-                <w:rFonts w:ascii="Times New Roman" w:hAnsi="Times New Roman" w:cs="Times New Roman"/>
-                <w:sz w:val="14"/>
+                <w:sz w:val="18"/>
+                <w:szCs w:val="32"/>
+              </w:rPr>
+            </w:pPr>
+            <w:r>
+              <w:rPr>
+                <w:rFonts w:ascii="Times New Roman" w:hAnsi="Times New Roman" w:cs="Times New Roman"/>
+                <w:sz w:val="18"/>
+                <w:szCs w:val="32"/>
               </w:rPr>
               <w:t>Privacy</w:t>
             </w:r>
@@ -10949,12 +10962,15 @@
               <w:spacing w:after="20"/>
               <w:rPr>
                 <w:rFonts w:ascii="Times New Roman" w:hAnsi="Times New Roman" w:cs="Times New Roman"/>
-              </w:rPr>
-            </w:pPr>
-            <w:r>
-              <w:rPr>
-                <w:rFonts w:ascii="Times New Roman" w:hAnsi="Times New Roman" w:cs="Times New Roman"/>
-                <w:sz w:val="14"/>
+                <w:sz w:val="18"/>
+                <w:szCs w:val="32"/>
+              </w:rPr>
+            </w:pPr>
+            <w:r>
+              <w:rPr>
+                <w:rFonts w:ascii="Times New Roman" w:hAnsi="Times New Roman" w:cs="Times New Roman"/>
+                <w:sz w:val="18"/>
+                <w:szCs w:val="32"/>
               </w:rPr>
               <w:t>Encryption, minimum data, per-user authorization, opt-in sharing, audit.</w:t>
             </w:r>
@@ -10970,12 +10986,15 @@
               <w:spacing w:after="20"/>
               <w:rPr>
                 <w:rFonts w:ascii="Times New Roman" w:hAnsi="Times New Roman" w:cs="Times New Roman"/>
-              </w:rPr>
-            </w:pPr>
-            <w:r>
-              <w:rPr>
-                <w:rFonts w:ascii="Times New Roman" w:hAnsi="Times New Roman" w:cs="Times New Roman"/>
-                <w:sz w:val="14"/>
+                <w:sz w:val="18"/>
+                <w:szCs w:val="32"/>
+              </w:rPr>
+            </w:pPr>
+            <w:r>
+              <w:rPr>
+                <w:rFonts w:ascii="Times New Roman" w:hAnsi="Times New Roman" w:cs="Times New Roman"/>
+                <w:sz w:val="18"/>
+                <w:szCs w:val="32"/>
               </w:rPr>
               <w:t>Threat model, privacy assessment, role tests.</w:t>
             </w:r>
@@ -10995,12 +11014,15 @@
               <w:spacing w:after="20"/>
               <w:rPr>
                 <w:rFonts w:ascii="Times New Roman" w:hAnsi="Times New Roman" w:cs="Times New Roman"/>
-              </w:rPr>
-            </w:pPr>
-            <w:r>
-              <w:rPr>
-                <w:rFonts w:ascii="Times New Roman" w:hAnsi="Times New Roman" w:cs="Times New Roman"/>
-                <w:sz w:val="14"/>
+                <w:sz w:val="18"/>
+                <w:szCs w:val="32"/>
+              </w:rPr>
+            </w:pPr>
+            <w:r>
+              <w:rPr>
+                <w:rFonts w:ascii="Times New Roman" w:hAnsi="Times New Roman" w:cs="Times New Roman"/>
+                <w:sz w:val="18"/>
+                <w:szCs w:val="32"/>
               </w:rPr>
               <w:t>AI safety</w:t>
             </w:r>
@@ -11015,12 +11037,15 @@
               <w:spacing w:after="20"/>
               <w:rPr>
                 <w:rFonts w:ascii="Times New Roman" w:hAnsi="Times New Roman" w:cs="Times New Roman"/>
-              </w:rPr>
-            </w:pPr>
-            <w:r>
-              <w:rPr>
-                <w:rFonts w:ascii="Times New Roman" w:hAnsi="Times New Roman" w:cs="Times New Roman"/>
-                <w:sz w:val="14"/>
+                <w:sz w:val="18"/>
+                <w:szCs w:val="32"/>
+              </w:rPr>
+            </w:pPr>
+            <w:r>
+              <w:rPr>
+                <w:rFonts w:ascii="Times New Roman" w:hAnsi="Times New Roman" w:cs="Times New Roman"/>
+                <w:sz w:val="18"/>
+                <w:szCs w:val="32"/>
               </w:rPr>
               <w:t>Human-editable results, exercise constraints, fallbacks, model monitoring.</w:t>
             </w:r>
@@ -11035,12 +11060,15 @@
               <w:spacing w:after="20"/>
               <w:rPr>
                 <w:rFonts w:ascii="Times New Roman" w:hAnsi="Times New Roman" w:cs="Times New Roman"/>
-              </w:rPr>
-            </w:pPr>
-            <w:r>
-              <w:rPr>
-                <w:rFonts w:ascii="Times New Roman" w:hAnsi="Times New Roman" w:cs="Times New Roman"/>
-                <w:sz w:val="14"/>
+                <w:sz w:val="18"/>
+                <w:szCs w:val="32"/>
+              </w:rPr>
+            </w:pPr>
+            <w:r>
+              <w:rPr>
+                <w:rFonts w:ascii="Times New Roman" w:hAnsi="Times New Roman" w:cs="Times New Roman"/>
+                <w:sz w:val="18"/>
+                <w:szCs w:val="32"/>
               </w:rPr>
               <w:t>Trainer review, bias tests, model performance on device.</w:t>
             </w:r>
@@ -11061,12 +11089,15 @@
               <w:spacing w:after="20"/>
               <w:rPr>
                 <w:rFonts w:ascii="Times New Roman" w:hAnsi="Times New Roman" w:cs="Times New Roman"/>
-              </w:rPr>
-            </w:pPr>
-            <w:r>
-              <w:rPr>
-                <w:rFonts w:ascii="Times New Roman" w:hAnsi="Times New Roman" w:cs="Times New Roman"/>
-                <w:sz w:val="14"/>
+                <w:sz w:val="18"/>
+                <w:szCs w:val="32"/>
+              </w:rPr>
+            </w:pPr>
+            <w:r>
+              <w:rPr>
+                <w:rFonts w:ascii="Times New Roman" w:hAnsi="Times New Roman" w:cs="Times New Roman"/>
+                <w:sz w:val="18"/>
+                <w:szCs w:val="32"/>
               </w:rPr>
               <w:t>Accessibility</w:t>
             </w:r>
@@ -11082,12 +11113,15 @@
               <w:spacing w:after="20"/>
               <w:rPr>
                 <w:rFonts w:ascii="Times New Roman" w:hAnsi="Times New Roman" w:cs="Times New Roman"/>
-              </w:rPr>
-            </w:pPr>
-            <w:r>
-              <w:rPr>
-                <w:rFonts w:ascii="Times New Roman" w:hAnsi="Times New Roman" w:cs="Times New Roman"/>
-                <w:sz w:val="14"/>
+                <w:sz w:val="18"/>
+                <w:szCs w:val="32"/>
+              </w:rPr>
+            </w:pPr>
+            <w:r>
+              <w:rPr>
+                <w:rFonts w:ascii="Times New Roman" w:hAnsi="Times New Roman" w:cs="Times New Roman"/>
+                <w:sz w:val="18"/>
+                <w:szCs w:val="32"/>
               </w:rPr>
               <w:t>Readable text, keyboard/screen-reader navigation, reduced motion.</w:t>
             </w:r>
@@ -11103,12 +11137,15 @@
               <w:spacing w:after="20"/>
               <w:rPr>
                 <w:rFonts w:ascii="Times New Roman" w:hAnsi="Times New Roman" w:cs="Times New Roman"/>
-              </w:rPr>
-            </w:pPr>
-            <w:r>
-              <w:rPr>
-                <w:rFonts w:ascii="Times New Roman" w:hAnsi="Times New Roman" w:cs="Times New Roman"/>
-                <w:sz w:val="14"/>
+                <w:sz w:val="18"/>
+                <w:szCs w:val="32"/>
+              </w:rPr>
+            </w:pPr>
+            <w:r>
+              <w:rPr>
+                <w:rFonts w:ascii="Times New Roman" w:hAnsi="Times New Roman" w:cs="Times New Roman"/>
+                <w:sz w:val="18"/>
+                <w:szCs w:val="32"/>
               </w:rPr>
               <w:t>Representative users and accessibility testing.</w:t>
             </w:r>
@@ -11128,12 +11165,15 @@
               <w:spacing w:after="20"/>
               <w:rPr>
                 <w:rFonts w:ascii="Times New Roman" w:hAnsi="Times New Roman" w:cs="Times New Roman"/>
-              </w:rPr>
-            </w:pPr>
-            <w:r>
-              <w:rPr>
-                <w:rFonts w:ascii="Times New Roman" w:hAnsi="Times New Roman" w:cs="Times New Roman"/>
-                <w:sz w:val="14"/>
+                <w:sz w:val="18"/>
+                <w:szCs w:val="32"/>
+              </w:rPr>
+            </w:pPr>
+            <w:r>
+              <w:rPr>
+                <w:rFonts w:ascii="Times New Roman" w:hAnsi="Times New Roman" w:cs="Times New Roman"/>
+                <w:sz w:val="18"/>
+                <w:szCs w:val="32"/>
               </w:rPr>
               <w:t>Offline consistency</w:t>
             </w:r>
@@ -11148,12 +11188,15 @@
               <w:spacing w:after="20"/>
               <w:rPr>
                 <w:rFonts w:ascii="Times New Roman" w:hAnsi="Times New Roman" w:cs="Times New Roman"/>
-              </w:rPr>
-            </w:pPr>
-            <w:r>
-              <w:rPr>
-                <w:rFonts w:ascii="Times New Roman" w:hAnsi="Times New Roman" w:cs="Times New Roman"/>
-                <w:sz w:val="14"/>
+                <w:sz w:val="18"/>
+                <w:szCs w:val="32"/>
+              </w:rPr>
+            </w:pPr>
+            <w:r>
+              <w:rPr>
+                <w:rFonts w:ascii="Times New Roman" w:hAnsi="Times New Roman" w:cs="Times New Roman"/>
+                <w:sz w:val="18"/>
+                <w:szCs w:val="32"/>
               </w:rPr>
               <w:t>Local drafts and idempotent sync operations.</w:t>
             </w:r>
@@ -11168,12 +11211,15 @@
               <w:spacing w:after="20"/>
               <w:rPr>
                 <w:rFonts w:ascii="Times New Roman" w:hAnsi="Times New Roman" w:cs="Times New Roman"/>
-              </w:rPr>
-            </w:pPr>
-            <w:r>
-              <w:rPr>
-                <w:rFonts w:ascii="Times New Roman" w:hAnsi="Times New Roman" w:cs="Times New Roman"/>
-                <w:sz w:val="14"/>
+                <w:sz w:val="18"/>
+                <w:szCs w:val="32"/>
+              </w:rPr>
+            </w:pPr>
+            <w:r>
+              <w:rPr>
+                <w:rFonts w:ascii="Times New Roman" w:hAnsi="Times New Roman" w:cs="Times New Roman"/>
+                <w:sz w:val="18"/>
+                <w:szCs w:val="32"/>
               </w:rPr>
               <w:t>Airplane-mode and conflict scenarios.</w:t>
             </w:r>
@@ -11194,12 +11240,15 @@
               <w:spacing w:after="20"/>
               <w:rPr>
                 <w:rFonts w:ascii="Times New Roman" w:hAnsi="Times New Roman" w:cs="Times New Roman"/>
-              </w:rPr>
-            </w:pPr>
-            <w:r>
-              <w:rPr>
-                <w:rFonts w:ascii="Times New Roman" w:hAnsi="Times New Roman" w:cs="Times New Roman"/>
-                <w:sz w:val="14"/>
+                <w:sz w:val="18"/>
+                <w:szCs w:val="32"/>
+              </w:rPr>
+            </w:pPr>
+            <w:r>
+              <w:rPr>
+                <w:rFonts w:ascii="Times New Roman" w:hAnsi="Times New Roman" w:cs="Times New Roman"/>
+                <w:sz w:val="18"/>
+                <w:szCs w:val="32"/>
               </w:rPr>
               <w:t>Integration</w:t>
             </w:r>
@@ -11215,12 +11264,15 @@
               <w:spacing w:after="20"/>
               <w:rPr>
                 <w:rFonts w:ascii="Times New Roman" w:hAnsi="Times New Roman" w:cs="Times New Roman"/>
-              </w:rPr>
-            </w:pPr>
-            <w:r>
-              <w:rPr>
-                <w:rFonts w:ascii="Times New Roman" w:hAnsi="Times New Roman" w:cs="Times New Roman"/>
-                <w:sz w:val="14"/>
+                <w:sz w:val="18"/>
+                <w:szCs w:val="32"/>
+              </w:rPr>
+            </w:pPr>
+            <w:r>
+              <w:rPr>
+                <w:rFonts w:ascii="Times New Roman" w:hAnsi="Times New Roman" w:cs="Times New Roman"/>
+                <w:sz w:val="18"/>
+                <w:szCs w:val="32"/>
               </w:rPr>
               <w:t>Versioned HTTPS API and schema-validated events.</w:t>
             </w:r>
@@ -11236,12 +11288,15 @@
               <w:spacing w:after="20"/>
               <w:rPr>
                 <w:rFonts w:ascii="Times New Roman" w:hAnsi="Times New Roman" w:cs="Times New Roman"/>
-              </w:rPr>
-            </w:pPr>
-            <w:r>
-              <w:rPr>
-                <w:rFonts w:ascii="Times New Roman" w:hAnsi="Times New Roman" w:cs="Times New Roman"/>
-                <w:sz w:val="14"/>
+                <w:sz w:val="18"/>
+                <w:szCs w:val="32"/>
+              </w:rPr>
+            </w:pPr>
+            <w:r>
+              <w:rPr>
+                <w:rFonts w:ascii="Times New Roman" w:hAnsi="Times New Roman" w:cs="Times New Roman"/>
+                <w:sz w:val="18"/>
+                <w:szCs w:val="32"/>
               </w:rPr>
               <w:t>Contract tests; OAuth/token expiry scenarios.</w:t>
             </w:r>
@@ -11310,6 +11365,8 @@
             <w:pPr>
               <w:rPr>
                 <w:rFonts w:ascii="Times New Roman" w:hAnsi="Times New Roman" w:cs="Times New Roman"/>
+                <w:sz w:val="20"/>
+                <w:szCs w:val="36"/>
               </w:rPr>
             </w:pPr>
             <w:r>
@@ -11317,7 +11374,8 @@
                 <w:rFonts w:ascii="Times New Roman" w:hAnsi="Times New Roman" w:cs="Times New Roman"/>
                 <w:b/>
                 <w:color w:val="FFFFFF"/>
-                <w:sz w:val="15"/>
+                <w:sz w:val="20"/>
+                <w:szCs w:val="36"/>
               </w:rPr>
               <w:t>ADR field</w:t>
             </w:r>
@@ -11332,6 +11390,8 @@
             <w:pPr>
               <w:rPr>
                 <w:rFonts w:ascii="Times New Roman" w:hAnsi="Times New Roman" w:cs="Times New Roman"/>
+                <w:sz w:val="20"/>
+                <w:szCs w:val="36"/>
               </w:rPr>
             </w:pPr>
             <w:r>
@@ -11339,7 +11399,8 @@
                 <w:rFonts w:ascii="Times New Roman" w:hAnsi="Times New Roman" w:cs="Times New Roman"/>
                 <w:b/>
                 <w:color w:val="FFFFFF"/>
-                <w:sz w:val="15"/>
+                <w:sz w:val="20"/>
+                <w:szCs w:val="36"/>
               </w:rPr>
               <w:t>Record</w:t>
             </w:r>
@@ -11359,12 +11420,15 @@
               <w:spacing w:after="20"/>
               <w:rPr>
                 <w:rFonts w:ascii="Times New Roman" w:hAnsi="Times New Roman" w:cs="Times New Roman"/>
-              </w:rPr>
-            </w:pPr>
-            <w:r>
-              <w:rPr>
-                <w:rFonts w:ascii="Times New Roman" w:hAnsi="Times New Roman" w:cs="Times New Roman"/>
-                <w:sz w:val="15"/>
+                <w:sz w:val="18"/>
+                <w:szCs w:val="32"/>
+              </w:rPr>
+            </w:pPr>
+            <w:r>
+              <w:rPr>
+                <w:rFonts w:ascii="Times New Roman" w:hAnsi="Times New Roman" w:cs="Times New Roman"/>
+                <w:sz w:val="18"/>
+                <w:szCs w:val="32"/>
               </w:rPr>
               <w:t>Title</w:t>
             </w:r>
@@ -11379,13 +11443,16 @@
               <w:spacing w:after="20"/>
               <w:rPr>
                 <w:rFonts w:ascii="Times New Roman" w:hAnsi="Times New Roman" w:cs="Times New Roman"/>
+                <w:sz w:val="18"/>
+                <w:szCs w:val="32"/>
               </w:rPr>
             </w:pPr>
             <w:proofErr w:type="spellStart"/>
             <w:r>
               <w:rPr>
                 <w:rFonts w:ascii="Times New Roman" w:hAnsi="Times New Roman" w:cs="Times New Roman"/>
-                <w:sz w:val="15"/>
+                <w:sz w:val="18"/>
+                <w:szCs w:val="32"/>
               </w:rPr>
               <w:t>FitFlow</w:t>
             </w:r>
@@ -11393,7 +11460,8 @@
             <w:r>
               <w:rPr>
                 <w:rFonts w:ascii="Times New Roman" w:hAnsi="Times New Roman" w:cs="Times New Roman"/>
-                <w:sz w:val="15"/>
+                <w:sz w:val="18"/>
+                <w:szCs w:val="32"/>
               </w:rPr>
               <w:t xml:space="preserve"> mobile-first cross-platform stack with isolated AI and relational source of truth</w:t>
             </w:r>
@@ -11414,12 +11482,15 @@
               <w:spacing w:after="20"/>
               <w:rPr>
                 <w:rFonts w:ascii="Times New Roman" w:hAnsi="Times New Roman" w:cs="Times New Roman"/>
-              </w:rPr>
-            </w:pPr>
-            <w:r>
-              <w:rPr>
-                <w:rFonts w:ascii="Times New Roman" w:hAnsi="Times New Roman" w:cs="Times New Roman"/>
-                <w:sz w:val="15"/>
+                <w:sz w:val="18"/>
+                <w:szCs w:val="32"/>
+              </w:rPr>
+            </w:pPr>
+            <w:r>
+              <w:rPr>
+                <w:rFonts w:ascii="Times New Roman" w:hAnsi="Times New Roman" w:cs="Times New Roman"/>
+                <w:sz w:val="18"/>
+                <w:szCs w:val="32"/>
               </w:rPr>
               <w:t>Status / date</w:t>
             </w:r>
@@ -11435,13 +11506,16 @@
               <w:spacing w:after="20"/>
               <w:rPr>
                 <w:rFonts w:ascii="Times New Roman" w:hAnsi="Times New Roman" w:cs="Times New Roman"/>
+                <w:sz w:val="18"/>
+                <w:szCs w:val="32"/>
               </w:rPr>
             </w:pPr>
             <w:proofErr w:type="gramStart"/>
             <w:r>
               <w:rPr>
                 <w:rFonts w:ascii="Times New Roman" w:hAnsi="Times New Roman" w:cs="Times New Roman"/>
-                <w:sz w:val="15"/>
+                <w:sz w:val="18"/>
+                <w:szCs w:val="32"/>
               </w:rPr>
               <w:t>Proposed for</w:t>
             </w:r>
@@ -11449,7 +11523,8 @@
             <w:r>
               <w:rPr>
                 <w:rFonts w:ascii="Times New Roman" w:hAnsi="Times New Roman" w:cs="Times New Roman"/>
-                <w:sz w:val="15"/>
+                <w:sz w:val="18"/>
+                <w:szCs w:val="32"/>
               </w:rPr>
               <w:t xml:space="preserve"> coursework / 16 September 2026</w:t>
             </w:r>
@@ -11469,12 +11544,15 @@
               <w:spacing w:after="20"/>
               <w:rPr>
                 <w:rFonts w:ascii="Times New Roman" w:hAnsi="Times New Roman" w:cs="Times New Roman"/>
-              </w:rPr>
-            </w:pPr>
-            <w:r>
-              <w:rPr>
-                <w:rFonts w:ascii="Times New Roman" w:hAnsi="Times New Roman" w:cs="Times New Roman"/>
-                <w:sz w:val="15"/>
+                <w:sz w:val="18"/>
+                <w:szCs w:val="32"/>
+              </w:rPr>
+            </w:pPr>
+            <w:r>
+              <w:rPr>
+                <w:rFonts w:ascii="Times New Roman" w:hAnsi="Times New Roman" w:cs="Times New Roman"/>
+                <w:sz w:val="18"/>
+                <w:szCs w:val="32"/>
               </w:rPr>
               <w:t>Context</w:t>
             </w:r>
@@ -11489,12 +11567,15 @@
               <w:spacing w:after="20"/>
               <w:rPr>
                 <w:rFonts w:ascii="Times New Roman" w:hAnsi="Times New Roman" w:cs="Times New Roman"/>
-              </w:rPr>
-            </w:pPr>
-            <w:r>
-              <w:rPr>
-                <w:rFonts w:ascii="Times New Roman" w:hAnsi="Times New Roman" w:cs="Times New Roman"/>
-                <w:sz w:val="15"/>
+                <w:sz w:val="18"/>
+                <w:szCs w:val="32"/>
+              </w:rPr>
+            </w:pPr>
+            <w:r>
+              <w:rPr>
+                <w:rFonts w:ascii="Times New Roman" w:hAnsi="Times New Roman" w:cs="Times New Roman"/>
+                <w:sz w:val="18"/>
+                <w:szCs w:val="32"/>
               </w:rPr>
               <w:t>Declining retention, nutrition friction, personalization gap, private social needs and modest team size [S1].</w:t>
             </w:r>
@@ -11515,12 +11596,15 @@
               <w:spacing w:after="20"/>
               <w:rPr>
                 <w:rFonts w:ascii="Times New Roman" w:hAnsi="Times New Roman" w:cs="Times New Roman"/>
-              </w:rPr>
-            </w:pPr>
-            <w:r>
-              <w:rPr>
-                <w:rFonts w:ascii="Times New Roman" w:hAnsi="Times New Roman" w:cs="Times New Roman"/>
-                <w:sz w:val="15"/>
+                <w:sz w:val="18"/>
+                <w:szCs w:val="32"/>
+              </w:rPr>
+            </w:pPr>
+            <w:r>
+              <w:rPr>
+                <w:rFonts w:ascii="Times New Roman" w:hAnsi="Times New Roman" w:cs="Times New Roman"/>
+                <w:sz w:val="18"/>
+                <w:szCs w:val="32"/>
               </w:rPr>
               <w:t>Decision</w:t>
             </w:r>
@@ -11536,12 +11620,15 @@
               <w:spacing w:after="20"/>
               <w:rPr>
                 <w:rFonts w:ascii="Times New Roman" w:hAnsi="Times New Roman" w:cs="Times New Roman"/>
-              </w:rPr>
-            </w:pPr>
-            <w:r>
-              <w:rPr>
-                <w:rFonts w:ascii="Times New Roman" w:hAnsi="Times New Roman" w:cs="Times New Roman"/>
-                <w:sz w:val="15"/>
+                <w:sz w:val="18"/>
+                <w:szCs w:val="32"/>
+              </w:rPr>
+            </w:pPr>
+            <w:r>
+              <w:rPr>
+                <w:rFonts w:ascii="Times New Roman" w:hAnsi="Times New Roman" w:cs="Times New Roman"/>
+                <w:sz w:val="18"/>
+                <w:szCs w:val="32"/>
               </w:rPr>
               <w:t xml:space="preserve">React Native/Expo frontend; </w:t>
             </w:r>
@@ -11549,7 +11636,8 @@
             <w:r>
               <w:rPr>
                 <w:rFonts w:ascii="Times New Roman" w:hAnsi="Times New Roman" w:cs="Times New Roman"/>
-                <w:sz w:val="15"/>
+                <w:sz w:val="18"/>
+                <w:szCs w:val="32"/>
               </w:rPr>
               <w:t>NestJS</w:t>
             </w:r>
@@ -11557,7 +11645,8 @@
             <w:r>
               <w:rPr>
                 <w:rFonts w:ascii="Times New Roman" w:hAnsi="Times New Roman" w:cs="Times New Roman"/>
-                <w:sz w:val="15"/>
+                <w:sz w:val="18"/>
+                <w:szCs w:val="32"/>
               </w:rPr>
               <w:t xml:space="preserve"> core API; Python </w:t>
             </w:r>
@@ -11565,7 +11654,8 @@
             <w:r>
               <w:rPr>
                 <w:rFonts w:ascii="Times New Roman" w:hAnsi="Times New Roman" w:cs="Times New Roman"/>
-                <w:sz w:val="15"/>
+                <w:sz w:val="18"/>
+                <w:szCs w:val="32"/>
               </w:rPr>
               <w:t>FastAPI</w:t>
             </w:r>
@@ -11573,7 +11663,8 @@
             <w:r>
               <w:rPr>
                 <w:rFonts w:ascii="Times New Roman" w:hAnsi="Times New Roman" w:cs="Times New Roman"/>
-                <w:sz w:val="15"/>
+                <w:sz w:val="18"/>
+                <w:szCs w:val="32"/>
               </w:rPr>
               <w:t xml:space="preserve"> AI service; managed PostgreSQL; Cognito; </w:t>
             </w:r>
@@ -11581,7 +11672,8 @@
             <w:r>
               <w:rPr>
                 <w:rFonts w:ascii="Times New Roman" w:hAnsi="Times New Roman" w:cs="Times New Roman"/>
-                <w:sz w:val="15"/>
+                <w:sz w:val="18"/>
+                <w:szCs w:val="32"/>
               </w:rPr>
               <w:t>WebSockets</w:t>
             </w:r>
@@ -11589,7 +11681,8 @@
             <w:r>
               <w:rPr>
                 <w:rFonts w:ascii="Times New Roman" w:hAnsi="Times New Roman" w:cs="Times New Roman"/>
-                <w:sz w:val="15"/>
+                <w:sz w:val="18"/>
+                <w:szCs w:val="32"/>
               </w:rPr>
               <w:t>; optional Redis/on-device inference.</w:t>
             </w:r>
@@ -11609,12 +11702,15 @@
               <w:spacing w:after="20"/>
               <w:rPr>
                 <w:rFonts w:ascii="Times New Roman" w:hAnsi="Times New Roman" w:cs="Times New Roman"/>
-              </w:rPr>
-            </w:pPr>
-            <w:r>
-              <w:rPr>
-                <w:rFonts w:ascii="Times New Roman" w:hAnsi="Times New Roman" w:cs="Times New Roman"/>
-                <w:sz w:val="15"/>
+                <w:sz w:val="18"/>
+                <w:szCs w:val="32"/>
+              </w:rPr>
+            </w:pPr>
+            <w:r>
+              <w:rPr>
+                <w:rFonts w:ascii="Times New Roman" w:hAnsi="Times New Roman" w:cs="Times New Roman"/>
+                <w:sz w:val="18"/>
+                <w:szCs w:val="32"/>
               </w:rPr>
               <w:t>Alternatives</w:t>
             </w:r>
@@ -11629,12 +11725,15 @@
               <w:spacing w:after="20"/>
               <w:rPr>
                 <w:rFonts w:ascii="Times New Roman" w:hAnsi="Times New Roman" w:cs="Times New Roman"/>
-              </w:rPr>
-            </w:pPr>
-            <w:r>
-              <w:rPr>
-                <w:rFonts w:ascii="Times New Roman" w:hAnsi="Times New Roman" w:cs="Times New Roman"/>
-                <w:sz w:val="15"/>
+                <w:sz w:val="18"/>
+                <w:szCs w:val="32"/>
+              </w:rPr>
+            </w:pPr>
+            <w:r>
+              <w:rPr>
+                <w:rFonts w:ascii="Times New Roman" w:hAnsi="Times New Roman" w:cs="Times New Roman"/>
+                <w:sz w:val="18"/>
+                <w:szCs w:val="32"/>
               </w:rPr>
               <w:t xml:space="preserve">Flutter full stack; KMP shared logic; separate Swift/Kotlin; </w:t>
             </w:r>
@@ -11642,7 +11741,8 @@
             <w:r>
               <w:rPr>
                 <w:rFonts w:ascii="Times New Roman" w:hAnsi="Times New Roman" w:cs="Times New Roman"/>
-                <w:sz w:val="15"/>
+                <w:sz w:val="18"/>
+                <w:szCs w:val="32"/>
               </w:rPr>
               <w:t>Firestore</w:t>
             </w:r>
@@ -11650,7 +11750,8 @@
             <w:r>
               <w:rPr>
                 <w:rFonts w:ascii="Times New Roman" w:hAnsi="Times New Roman" w:cs="Times New Roman"/>
-                <w:sz w:val="15"/>
+                <w:sz w:val="18"/>
+                <w:szCs w:val="32"/>
               </w:rPr>
               <w:t>-first real-time app; MongoDB schema flexibility.</w:t>
             </w:r>
@@ -11671,12 +11772,15 @@
               <w:spacing w:after="20"/>
               <w:rPr>
                 <w:rFonts w:ascii="Times New Roman" w:hAnsi="Times New Roman" w:cs="Times New Roman"/>
-              </w:rPr>
-            </w:pPr>
-            <w:r>
-              <w:rPr>
-                <w:rFonts w:ascii="Times New Roman" w:hAnsi="Times New Roman" w:cs="Times New Roman"/>
-                <w:sz w:val="15"/>
+                <w:sz w:val="18"/>
+                <w:szCs w:val="32"/>
+              </w:rPr>
+            </w:pPr>
+            <w:r>
+              <w:rPr>
+                <w:rFonts w:ascii="Times New Roman" w:hAnsi="Times New Roman" w:cs="Times New Roman"/>
+                <w:sz w:val="18"/>
+                <w:szCs w:val="32"/>
               </w:rPr>
               <w:t>Reasons</w:t>
             </w:r>
@@ -11692,12 +11796,15 @@
               <w:spacing w:after="20"/>
               <w:rPr>
                 <w:rFonts w:ascii="Times New Roman" w:hAnsi="Times New Roman" w:cs="Times New Roman"/>
-              </w:rPr>
-            </w:pPr>
-            <w:r>
-              <w:rPr>
-                <w:rFonts w:ascii="Times New Roman" w:hAnsi="Times New Roman" w:cs="Times New Roman"/>
-                <w:sz w:val="15"/>
+                <w:sz w:val="18"/>
+                <w:szCs w:val="32"/>
+              </w:rPr>
+            </w:pPr>
+            <w:r>
+              <w:rPr>
+                <w:rFonts w:ascii="Times New Roman" w:hAnsi="Times New Roman" w:cs="Times New Roman"/>
+                <w:sz w:val="18"/>
+                <w:szCs w:val="32"/>
               </w:rPr>
               <w:t>Shared TS workflow, documented web path, modular real-time APIs, transactional records, isolated model workloads [R</w:t>
             </w:r>
@@ -11705,7 +11812,8 @@
             <w:r>
               <w:rPr>
                 <w:rFonts w:ascii="Times New Roman" w:hAnsi="Times New Roman" w:cs="Times New Roman"/>
-                <w:sz w:val="15"/>
+                <w:sz w:val="18"/>
+                <w:szCs w:val="32"/>
               </w:rPr>
               <w:t>1,R6,R7,R9,R</w:t>
             </w:r>
@@ -11713,7 +11821,8 @@
             <w:r>
               <w:rPr>
                 <w:rFonts w:ascii="Times New Roman" w:hAnsi="Times New Roman" w:cs="Times New Roman"/>
-                <w:sz w:val="15"/>
+                <w:sz w:val="18"/>
+                <w:szCs w:val="32"/>
               </w:rPr>
               <w:t>12].</w:t>
             </w:r>
@@ -11733,12 +11842,15 @@
               <w:spacing w:after="20"/>
               <w:rPr>
                 <w:rFonts w:ascii="Times New Roman" w:hAnsi="Times New Roman" w:cs="Times New Roman"/>
-              </w:rPr>
-            </w:pPr>
-            <w:r>
-              <w:rPr>
-                <w:rFonts w:ascii="Times New Roman" w:hAnsi="Times New Roman" w:cs="Times New Roman"/>
-                <w:sz w:val="15"/>
+                <w:sz w:val="18"/>
+                <w:szCs w:val="32"/>
+              </w:rPr>
+            </w:pPr>
+            <w:r>
+              <w:rPr>
+                <w:rFonts w:ascii="Times New Roman" w:hAnsi="Times New Roman" w:cs="Times New Roman"/>
+                <w:sz w:val="18"/>
+                <w:szCs w:val="32"/>
               </w:rPr>
               <w:t>Consequences</w:t>
             </w:r>
@@ -11753,12 +11865,15 @@
               <w:spacing w:after="20"/>
               <w:rPr>
                 <w:rFonts w:ascii="Times New Roman" w:hAnsi="Times New Roman" w:cs="Times New Roman"/>
-              </w:rPr>
-            </w:pPr>
-            <w:r>
-              <w:rPr>
-                <w:rFonts w:ascii="Times New Roman" w:hAnsi="Times New Roman" w:cs="Times New Roman"/>
-                <w:sz w:val="15"/>
+                <w:sz w:val="18"/>
+                <w:szCs w:val="32"/>
+              </w:rPr>
+            </w:pPr>
+            <w:r>
+              <w:rPr>
+                <w:rFonts w:ascii="Times New Roman" w:hAnsi="Times New Roman" w:cs="Times New Roman"/>
+                <w:sz w:val="18"/>
+                <w:szCs w:val="32"/>
               </w:rPr>
               <w:t>Extra AI service and WebSocket deployment; separate identity integration; operational overhead vs all-Firebase approach.</w:t>
             </w:r>
@@ -11779,12 +11894,15 @@
               <w:spacing w:after="20"/>
               <w:rPr>
                 <w:rFonts w:ascii="Times New Roman" w:hAnsi="Times New Roman" w:cs="Times New Roman"/>
-              </w:rPr>
-            </w:pPr>
-            <w:r>
-              <w:rPr>
-                <w:rFonts w:ascii="Times New Roman" w:hAnsi="Times New Roman" w:cs="Times New Roman"/>
-                <w:sz w:val="15"/>
+                <w:sz w:val="18"/>
+                <w:szCs w:val="32"/>
+              </w:rPr>
+            </w:pPr>
+            <w:r>
+              <w:rPr>
+                <w:rFonts w:ascii="Times New Roman" w:hAnsi="Times New Roman" w:cs="Times New Roman"/>
+                <w:sz w:val="18"/>
+                <w:szCs w:val="32"/>
               </w:rPr>
               <w:t>Risk controls</w:t>
             </w:r>
@@ -11800,12 +11918,15 @@
               <w:spacing w:after="20"/>
               <w:rPr>
                 <w:rFonts w:ascii="Times New Roman" w:hAnsi="Times New Roman" w:cs="Times New Roman"/>
-              </w:rPr>
-            </w:pPr>
-            <w:r>
-              <w:rPr>
-                <w:rFonts w:ascii="Times New Roman" w:hAnsi="Times New Roman" w:cs="Times New Roman"/>
-                <w:sz w:val="15"/>
+                <w:sz w:val="18"/>
+                <w:szCs w:val="32"/>
+              </w:rPr>
+            </w:pPr>
+            <w:r>
+              <w:rPr>
+                <w:rFonts w:ascii="Times New Roman" w:hAnsi="Times New Roman" w:cs="Times New Roman"/>
+                <w:sz w:val="18"/>
+                <w:szCs w:val="32"/>
               </w:rPr>
               <w:t xml:space="preserve">Spike web/camera integration, verify BAA eligibility, test per-group </w:t>
             </w:r>
@@ -11813,7 +11934,8 @@
             <w:r>
               <w:rPr>
                 <w:rFonts w:ascii="Times New Roman" w:hAnsi="Times New Roman" w:cs="Times New Roman"/>
-                <w:sz w:val="15"/>
+                <w:sz w:val="18"/>
+                <w:szCs w:val="32"/>
               </w:rPr>
               <w:t>authz</w:t>
             </w:r>
@@ -11821,7 +11943,8 @@
             <w:r>
               <w:rPr>
                 <w:rFonts w:ascii="Times New Roman" w:hAnsi="Times New Roman" w:cs="Times New Roman"/>
-                <w:sz w:val="15"/>
+                <w:sz w:val="18"/>
+                <w:szCs w:val="32"/>
               </w:rPr>
               <w:t>, budget ML, security review and model evaluation.</w:t>
             </w:r>
@@ -11841,12 +11964,15 @@
               <w:spacing w:after="20"/>
               <w:rPr>
                 <w:rFonts w:ascii="Times New Roman" w:hAnsi="Times New Roman" w:cs="Times New Roman"/>
-              </w:rPr>
-            </w:pPr>
-            <w:r>
-              <w:rPr>
-                <w:rFonts w:ascii="Times New Roman" w:hAnsi="Times New Roman" w:cs="Times New Roman"/>
-                <w:sz w:val="15"/>
+                <w:sz w:val="18"/>
+                <w:szCs w:val="32"/>
+              </w:rPr>
+            </w:pPr>
+            <w:r>
+              <w:rPr>
+                <w:rFonts w:ascii="Times New Roman" w:hAnsi="Times New Roman" w:cs="Times New Roman"/>
+                <w:sz w:val="18"/>
+                <w:szCs w:val="32"/>
               </w:rPr>
               <w:t>Revisit trigger</w:t>
             </w:r>
@@ -11861,12 +11987,15 @@
               <w:spacing w:after="20"/>
               <w:rPr>
                 <w:rFonts w:ascii="Times New Roman" w:hAnsi="Times New Roman" w:cs="Times New Roman"/>
-              </w:rPr>
-            </w:pPr>
-            <w:r>
-              <w:rPr>
-                <w:rFonts w:ascii="Times New Roman" w:hAnsi="Times New Roman" w:cs="Times New Roman"/>
-                <w:sz w:val="15"/>
+                <w:sz w:val="18"/>
+                <w:szCs w:val="32"/>
+              </w:rPr>
+            </w:pPr>
+            <w:r>
+              <w:rPr>
+                <w:rFonts w:ascii="Times New Roman" w:hAnsi="Times New Roman" w:cs="Times New Roman"/>
+                <w:sz w:val="18"/>
+                <w:szCs w:val="32"/>
               </w:rPr>
               <w:t>Poor web accessibility, ML bridge incompatibility, unsustainable ops cost, changed PHI obligations or failed load tests.</w:t>
             </w:r>
@@ -11882,6 +12011,47 @@
         </w:rPr>
       </w:pPr>
       <w:bookmarkStart w:id="23" w:name="_Toc240566524"/>
+    </w:p>
+    <w:p/>
+    <w:p>
+      <w:r>
+        <w:rPr>
+          <w:rFonts w:ascii="Times New Roman" w:hAnsi="Times New Roman" w:cs="Times New Roman"/>
+        </w:rPr>
+        <w:lastRenderedPageBreak/>
+        <w:t xml:space="preserve">Git Hub </w:t>
+      </w:r>
+      <w:proofErr w:type="gramStart"/>
+      <w:r>
+        <w:rPr>
+          <w:rFonts w:ascii="Times New Roman" w:hAnsi="Times New Roman" w:cs="Times New Roman"/>
+        </w:rPr>
+        <w:t>Link</w:t>
+      </w:r>
+      <w:r>
+        <w:t xml:space="preserve"> :</w:t>
+      </w:r>
+      <w:proofErr w:type="gramEnd"/>
+      <w:r>
+        <w:t xml:space="preserve"> </w:t>
+      </w:r>
+      <w:hyperlink r:id="rId11" w:history="1">
+        <w:r>
+          <w:rPr>
+            <w:rStyle w:val="Hyperlink"/>
+            <w:rFonts w:ascii="Times New Roman" w:hAnsi="Times New Roman" w:cs="Times New Roman"/>
+          </w:rPr>
+          <w:t>https://github.com/Chandulajeewantha2003/fitflow-redesign.git</w:t>
+        </w:r>
+      </w:hyperlink>
+    </w:p>
+    <w:p>
+      <w:pPr>
+        <w:pStyle w:val="Heading1"/>
+        <w:rPr>
+          <w:rFonts w:ascii="Times New Roman" w:hAnsi="Times New Roman" w:cs="Times New Roman"/>
+        </w:rPr>
+      </w:pPr>
       <w:r>
         <w:rPr>
           <w:rFonts w:ascii="Times New Roman" w:hAnsi="Times New Roman" w:cs="Times New Roman"/>
@@ -11981,7 +12151,6 @@
         <w:rPr>
           <w:rFonts w:ascii="Times New Roman" w:hAnsi="Times New Roman" w:cs="Times New Roman"/>
         </w:rPr>
-        <w:lastRenderedPageBreak/>
         <w:t>[S3] IT3060 Lab Exercise 01 research (student-provided PDF). Five coded participants P1-P5; student-provided report.</w:t>
       </w:r>
     </w:p>
@@ -12234,6 +12403,7 @@
         <w:rPr>
           <w:rFonts w:ascii="Times New Roman" w:hAnsi="Times New Roman" w:cs="Times New Roman"/>
         </w:rPr>
+        <w:lastRenderedPageBreak/>
         <w:t xml:space="preserve">[R13] </w:t>
       </w:r>
       <w:proofErr w:type="spellStart"/>
@@ -12341,7 +12511,6 @@
         <w:rPr>
           <w:rFonts w:ascii="Times New Roman" w:hAnsi="Times New Roman" w:cs="Times New Roman"/>
         </w:rPr>
-        <w:lastRenderedPageBreak/>
         <w:t>[R18] Google Cloud: HIPAA compliance and BAA scope. https://cloud.google.com/security/compliance/hipaa-compliance</w:t>
       </w:r>
     </w:p>
@@ -14732,6 +14901,7 @@
   <w:style w:type="paragraph" w:default="1" w:styleId="Normal">
     <w:name w:val="Normal"/>
     <w:qFormat/>
+    <w:rsid w:val="00711E0A"/>
   </w:style>
   <w:style w:type="paragraph" w:styleId="Heading1">
     <w:name w:val="heading 1"/>

--- a/docs/IT23543164_Lab5.docx
+++ b/docs/IT23543164_Lab5.docx
@@ -106,6 +106,16 @@
           <w:szCs w:val="28"/>
         </w:rPr>
         <w:t>5</w:t>
+      </w:r>
+      <w:r>
+        <w:rPr>
+          <w:rFonts w:ascii="Times New Roman" w:hAnsi="Times New Roman" w:cs="Times New Roman"/>
+          <w:b/>
+          <w:bCs/>
+          <w:sz w:val="28"/>
+          <w:szCs w:val="28"/>
+        </w:rPr>
+        <w:t xml:space="preserve"> </w:t>
       </w:r>
     </w:p>
     <w:p>
@@ -2419,21 +2429,10 @@
         <w:rPr>
           <w:rFonts w:ascii="Times New Roman" w:hAnsi="Times New Roman" w:cs="Times New Roman"/>
         </w:rPr>
-        <w:t xml:space="preserve">Git Hub </w:t>
-      </w:r>
-      <w:proofErr w:type="gramStart"/>
-      <w:r>
-        <w:rPr>
-          <w:rFonts w:ascii="Times New Roman" w:hAnsi="Times New Roman" w:cs="Times New Roman"/>
-        </w:rPr>
-        <w:t>Link</w:t>
+        <w:t>Git Hub Link</w:t>
       </w:r>
       <w:r>
-        <w:t xml:space="preserve"> :</w:t>
-      </w:r>
-      <w:proofErr w:type="gramEnd"/>
-      <w:r>
-        <w:t xml:space="preserve"> </w:t>
+        <w:t xml:space="preserve"> : </w:t>
       </w:r>
       <w:hyperlink r:id="rId9" w:history="1">
         <w:r>
@@ -2571,20 +2570,8 @@
                 <w:sz w:val="20"/>
                 <w:szCs w:val="36"/>
               </w:rPr>
-              <w:t xml:space="preserve">Strengths for </w:t>
-            </w:r>
-            <w:proofErr w:type="spellStart"/>
-            <w:r>
-              <w:rPr>
-                <w:rFonts w:ascii="Times New Roman" w:hAnsi="Times New Roman" w:cs="Times New Roman"/>
-                <w:b/>
-                <w:color w:val="FFFFFF"/>
-                <w:sz w:val="20"/>
-                <w:szCs w:val="36"/>
-              </w:rPr>
-              <w:t>FitFlow</w:t>
-            </w:r>
-            <w:proofErr w:type="spellEnd"/>
+              <w:t>Strengths for FitFlow</w:t>
+            </w:r>
           </w:p>
         </w:tc>
         <w:tc>
@@ -2735,25 +2722,7 @@
                 <w:sz w:val="18"/>
                 <w:szCs w:val="32"/>
               </w:rPr>
-              <w:t>Shared Android/iOS UI and business logic, familiar React skills, Expo web support; New Architecture is current default [R</w:t>
-            </w:r>
-            <w:proofErr w:type="gramStart"/>
-            <w:r>
-              <w:rPr>
-                <w:rFonts w:ascii="Times New Roman" w:hAnsi="Times New Roman" w:cs="Times New Roman"/>
-                <w:sz w:val="18"/>
-                <w:szCs w:val="32"/>
-              </w:rPr>
-              <w:t>1,R</w:t>
-            </w:r>
-            <w:proofErr w:type="gramEnd"/>
-            <w:r>
-              <w:rPr>
-                <w:rFonts w:ascii="Times New Roman" w:hAnsi="Times New Roman" w:cs="Times New Roman"/>
-                <w:sz w:val="18"/>
-                <w:szCs w:val="32"/>
-              </w:rPr>
-              <w:t>2].</w:t>
+              <w:t>Shared Android/iOS UI and business logic, familiar React skills, Expo web support; New Architecture is current default [R1,R2].</w:t>
             </w:r>
           </w:p>
         </w:tc>
@@ -2880,18 +2849,8 @@
                 <w:sz w:val="18"/>
                 <w:szCs w:val="32"/>
               </w:rPr>
-              <w:t xml:space="preserve">Swift + </w:t>
-            </w:r>
-            <w:proofErr w:type="spellStart"/>
-            <w:r>
-              <w:rPr>
-                <w:rFonts w:ascii="Times New Roman" w:hAnsi="Times New Roman" w:cs="Times New Roman"/>
-                <w:sz w:val="18"/>
-                <w:szCs w:val="32"/>
-              </w:rPr>
-              <w:t>SwiftUI</w:t>
-            </w:r>
-            <w:proofErr w:type="spellEnd"/>
+              <w:t>Swift + SwiftUI</w:t>
+            </w:r>
           </w:p>
         </w:tc>
         <w:tc>
@@ -2938,25 +2897,7 @@
                 <w:sz w:val="18"/>
                 <w:szCs w:val="32"/>
               </w:rPr>
-              <w:t xml:space="preserve">Does not directly ship Android/web; separate Android/web stacks and teams raise duplication for </w:t>
-            </w:r>
-            <w:proofErr w:type="spellStart"/>
-            <w:r>
-              <w:rPr>
-                <w:rFonts w:ascii="Times New Roman" w:hAnsi="Times New Roman" w:cs="Times New Roman"/>
-                <w:sz w:val="18"/>
-                <w:szCs w:val="32"/>
-              </w:rPr>
-              <w:t>FitFlow</w:t>
-            </w:r>
-            <w:proofErr w:type="spellEnd"/>
-            <w:r>
-              <w:rPr>
-                <w:rFonts w:ascii="Times New Roman" w:hAnsi="Times New Roman" w:cs="Times New Roman"/>
-                <w:sz w:val="18"/>
-                <w:szCs w:val="32"/>
-              </w:rPr>
-              <w:t>.</w:t>
+              <w:t>Does not directly ship Android/web; separate Android/web stacks and teams raise duplication for FitFlow.</w:t>
             </w:r>
           </w:p>
         </w:tc>
@@ -3138,20 +3079,8 @@
                 <w:sz w:val="20"/>
                 <w:szCs w:val="40"/>
               </w:rPr>
-              <w:t xml:space="preserve">Swift / </w:t>
-            </w:r>
-            <w:proofErr w:type="spellStart"/>
-            <w:r>
-              <w:rPr>
-                <w:rFonts w:ascii="Times New Roman" w:hAnsi="Times New Roman" w:cs="Times New Roman"/>
-                <w:b/>
-                <w:color w:val="FFFFFF"/>
-                <w:sz w:val="20"/>
-                <w:szCs w:val="40"/>
-              </w:rPr>
-              <w:t>SwiftUI</w:t>
-            </w:r>
-            <w:proofErr w:type="spellEnd"/>
+              <w:t>Swift / SwiftUI</w:t>
+            </w:r>
           </w:p>
         </w:tc>
       </w:tr>
@@ -3440,23 +3369,13 @@
                 <w:szCs w:val="36"/>
               </w:rPr>
             </w:pPr>
-            <w:proofErr w:type="gramStart"/>
-            <w:r>
-              <w:rPr>
-                <w:rFonts w:ascii="Times New Roman" w:hAnsi="Times New Roman" w:cs="Times New Roman"/>
-                <w:sz w:val="18"/>
-                <w:szCs w:val="36"/>
-              </w:rPr>
-              <w:t>Good compiled</w:t>
-            </w:r>
-            <w:proofErr w:type="gramEnd"/>
-            <w:r>
-              <w:rPr>
-                <w:rFonts w:ascii="Times New Roman" w:hAnsi="Times New Roman" w:cs="Times New Roman"/>
-                <w:sz w:val="18"/>
-                <w:szCs w:val="36"/>
-              </w:rPr>
-              <w:t xml:space="preserve"> rendering; profile</w:t>
+            <w:r>
+              <w:rPr>
+                <w:rFonts w:ascii="Times New Roman" w:hAnsi="Times New Roman" w:cs="Times New Roman"/>
+                <w:sz w:val="18"/>
+                <w:szCs w:val="36"/>
+              </w:rPr>
+              <w:t>Good compiled rendering; profile</w:t>
             </w:r>
           </w:p>
         </w:tc>
@@ -4430,42 +4349,14 @@
         <w:rPr>
           <w:rFonts w:ascii="Times New Roman" w:hAnsi="Times New Roman" w:cs="Times New Roman"/>
         </w:rPr>
-        <w:t xml:space="preserve">Proposed choice: React Native with Expo and TypeScript for iOS and Android, plus Expo web/React for the user-facing web application. This preserves the case study's React Native direction while enabling reusable navigation, domain models, validation, and selected UI components across three targets [S1, R1]. </w:t>
-      </w:r>
-      <w:proofErr w:type="gramStart"/>
-      <w:r>
-        <w:rPr>
-          <w:rFonts w:ascii="Times New Roman" w:hAnsi="Times New Roman" w:cs="Times New Roman"/>
-        </w:rPr>
-        <w:t>The New</w:t>
-      </w:r>
-      <w:proofErr w:type="gramEnd"/>
-      <w:r>
-        <w:rPr>
-          <w:rFonts w:ascii="Times New Roman" w:hAnsi="Times New Roman" w:cs="Times New Roman"/>
-        </w:rPr>
-        <w:t xml:space="preserve"> Architecture supports the current React </w:t>
+        <w:t xml:space="preserve">Proposed choice: React Native with Expo and TypeScript for iOS and Android, plus Expo web/React for the user-facing web application. This preserves the case study's React Native direction while enabling reusable navigation, domain models, validation, and selected UI components across three targets [S1, R1]. The New Architecture supports the current React </w:t>
       </w:r>
       <w:r>
         <w:rPr>
           <w:rFonts w:ascii="Times New Roman" w:hAnsi="Times New Roman" w:cs="Times New Roman"/>
         </w:rPr>
         <w:lastRenderedPageBreak/>
-        <w:t xml:space="preserve">Native ecosystem, but actual </w:t>
-      </w:r>
-      <w:proofErr w:type="spellStart"/>
-      <w:r>
-        <w:rPr>
-          <w:rFonts w:ascii="Times New Roman" w:hAnsi="Times New Roman" w:cs="Times New Roman"/>
-        </w:rPr>
-        <w:t>FitFlow</w:t>
-      </w:r>
-      <w:proofErr w:type="spellEnd"/>
-      <w:r>
-        <w:rPr>
-          <w:rFonts w:ascii="Times New Roman" w:hAnsi="Times New Roman" w:cs="Times New Roman"/>
-        </w:rPr>
-        <w:t xml:space="preserve"> screens must be profiled on representative devices rather than assuming a performance advantage [R2].</w:t>
+        <w:t>Native ecosystem, but actual FitFlow screens must be profiled on representative devices rather than assuming a performance advantage [R2].</w:t>
       </w:r>
     </w:p>
     <w:p>
@@ -4478,35 +4369,7 @@
         <w:rPr>
           <w:rFonts w:ascii="Times New Roman" w:hAnsi="Times New Roman" w:cs="Times New Roman"/>
         </w:rPr>
-        <w:t xml:space="preserve">Deploy lightweight on-device inference only when the chosen device model, OS permissions and module compatibility have been tested; route heavier or updated models to a Python service. The core web experience can use React DOM where native-styled widgets harm semantics, accessibility or SEO. A Flutter alternative remains viable if the team has stronger Dart skills and requires pixel-identical UI; Kotlin Multiplatform becomes attractive if native platform capabilities dominate. </w:t>
-      </w:r>
-      <w:proofErr w:type="spellStart"/>
-      <w:r>
-        <w:rPr>
-          <w:rFonts w:ascii="Times New Roman" w:hAnsi="Times New Roman" w:cs="Times New Roman"/>
-        </w:rPr>
-        <w:t>SwiftUI</w:t>
-      </w:r>
-      <w:proofErr w:type="spellEnd"/>
-      <w:r>
-        <w:rPr>
-          <w:rFonts w:ascii="Times New Roman" w:hAnsi="Times New Roman" w:cs="Times New Roman"/>
-        </w:rPr>
-        <w:t xml:space="preserve"> is an iOS-specific companion option, not the only cross-platform </w:t>
-      </w:r>
-      <w:proofErr w:type="spellStart"/>
-      <w:r>
-        <w:rPr>
-          <w:rFonts w:ascii="Times New Roman" w:hAnsi="Times New Roman" w:cs="Times New Roman"/>
-        </w:rPr>
-        <w:t>FitFlow</w:t>
-      </w:r>
-      <w:proofErr w:type="spellEnd"/>
-      <w:r>
-        <w:rPr>
-          <w:rFonts w:ascii="Times New Roman" w:hAnsi="Times New Roman" w:cs="Times New Roman"/>
-        </w:rPr>
-        <w:t xml:space="preserve"> frontend [R3-R5].</w:t>
+        <w:t>Deploy lightweight on-device inference only when the chosen device model, OS permissions and module compatibility have been tested; route heavier or updated models to a Python service. The core web experience can use React DOM where native-styled widgets harm semantics, accessibility or SEO. A Flutter alternative remains viable if the team has stronger Dart skills and requires pixel-identical UI; Kotlin Multiplatform becomes attractive if native platform capabilities dominate. SwiftUI is an iOS-specific companion option, not the only cross-platform FitFlow frontend [R3-R5].</w:t>
       </w:r>
     </w:p>
     <w:p>
@@ -4653,7 +4516,6 @@
                 <w:szCs w:val="36"/>
               </w:rPr>
             </w:pPr>
-            <w:proofErr w:type="spellStart"/>
             <w:r>
               <w:rPr>
                 <w:rFonts w:ascii="Times New Roman" w:hAnsi="Times New Roman" w:cs="Times New Roman"/>
@@ -4662,18 +4524,7 @@
                 <w:sz w:val="20"/>
                 <w:szCs w:val="36"/>
               </w:rPr>
-              <w:t>FitFlow</w:t>
-            </w:r>
-            <w:proofErr w:type="spellEnd"/>
-            <w:r>
-              <w:rPr>
-                <w:rFonts w:ascii="Times New Roman" w:hAnsi="Times New Roman" w:cs="Times New Roman"/>
-                <w:b/>
-                <w:color w:val="FFFFFF"/>
-                <w:sz w:val="20"/>
-                <w:szCs w:val="36"/>
-              </w:rPr>
-              <w:t xml:space="preserve"> use</w:t>
+              <w:t>FitFlow use</w:t>
             </w:r>
           </w:p>
         </w:tc>
@@ -4695,23 +4546,13 @@
                 <w:szCs w:val="32"/>
               </w:rPr>
             </w:pPr>
-            <w:proofErr w:type="spellStart"/>
-            <w:r>
-              <w:rPr>
-                <w:rFonts w:ascii="Times New Roman" w:hAnsi="Times New Roman" w:cs="Times New Roman"/>
-                <w:sz w:val="18"/>
-                <w:szCs w:val="32"/>
-              </w:rPr>
-              <w:t>NestJS</w:t>
-            </w:r>
-            <w:proofErr w:type="spellEnd"/>
-            <w:r>
-              <w:rPr>
-                <w:rFonts w:ascii="Times New Roman" w:hAnsi="Times New Roman" w:cs="Times New Roman"/>
-                <w:sz w:val="18"/>
-                <w:szCs w:val="32"/>
-              </w:rPr>
-              <w:t xml:space="preserve"> on Node.js / TypeScript</w:t>
+            <w:r>
+              <w:rPr>
+                <w:rFonts w:ascii="Times New Roman" w:hAnsi="Times New Roman" w:cs="Times New Roman"/>
+                <w:sz w:val="18"/>
+                <w:szCs w:val="32"/>
+              </w:rPr>
+              <w:t>NestJS on Node.js / TypeScript</w:t>
             </w:r>
           </w:p>
         </w:tc>
@@ -4809,18 +4650,8 @@
                 <w:sz w:val="18"/>
                 <w:szCs w:val="32"/>
               </w:rPr>
-              <w:t xml:space="preserve">Python / </w:t>
-            </w:r>
-            <w:proofErr w:type="spellStart"/>
-            <w:r>
-              <w:rPr>
-                <w:rFonts w:ascii="Times New Roman" w:hAnsi="Times New Roman" w:cs="Times New Roman"/>
-                <w:sz w:val="18"/>
-                <w:szCs w:val="32"/>
-              </w:rPr>
-              <w:t>FastAPI</w:t>
-            </w:r>
-            <w:proofErr w:type="spellEnd"/>
+              <w:t>Python / FastAPI</w:t>
+            </w:r>
           </w:p>
         </w:tc>
         <w:tc>
@@ -5065,25 +4896,7 @@
                 <w:sz w:val="18"/>
                 <w:szCs w:val="32"/>
               </w:rPr>
-              <w:t xml:space="preserve">Structure, guards and validation require more conventions than </w:t>
-            </w:r>
-            <w:proofErr w:type="spellStart"/>
-            <w:r>
-              <w:rPr>
-                <w:rFonts w:ascii="Times New Roman" w:hAnsi="Times New Roman" w:cs="Times New Roman"/>
-                <w:sz w:val="18"/>
-                <w:szCs w:val="32"/>
-              </w:rPr>
-              <w:t>NestJS</w:t>
-            </w:r>
-            <w:proofErr w:type="spellEnd"/>
-            <w:r>
-              <w:rPr>
-                <w:rFonts w:ascii="Times New Roman" w:hAnsi="Times New Roman" w:cs="Times New Roman"/>
-                <w:sz w:val="18"/>
-                <w:szCs w:val="32"/>
-              </w:rPr>
-              <w:t>.</w:t>
+              <w:t>Structure, guards and validation require more conventions than NestJS.</w:t>
             </w:r>
           </w:p>
         </w:tc>
@@ -5107,25 +4920,7 @@
                 <w:sz w:val="18"/>
                 <w:szCs w:val="32"/>
               </w:rPr>
-              <w:t xml:space="preserve">Low-complexity alternative; </w:t>
-            </w:r>
-            <w:proofErr w:type="spellStart"/>
-            <w:r>
-              <w:rPr>
-                <w:rFonts w:ascii="Times New Roman" w:hAnsi="Times New Roman" w:cs="Times New Roman"/>
-                <w:sz w:val="18"/>
-                <w:szCs w:val="32"/>
-              </w:rPr>
-              <w:t>NestJS</w:t>
-            </w:r>
-            <w:proofErr w:type="spellEnd"/>
-            <w:r>
-              <w:rPr>
-                <w:rFonts w:ascii="Times New Roman" w:hAnsi="Times New Roman" w:cs="Times New Roman"/>
-                <w:sz w:val="18"/>
-                <w:szCs w:val="32"/>
-              </w:rPr>
-              <w:t xml:space="preserve"> may run on Express adapter.</w:t>
+              <w:t>Low-complexity alternative; NestJS may run on Express adapter.</w:t>
             </w:r>
           </w:p>
         </w:tc>
@@ -5327,43 +5122,7 @@
                 <w:sz w:val="18"/>
                 <w:szCs w:val="32"/>
               </w:rPr>
-              <w:t xml:space="preserve">Relational transactions, </w:t>
-            </w:r>
-            <w:proofErr w:type="gramStart"/>
-            <w:r>
-              <w:rPr>
-                <w:rFonts w:ascii="Times New Roman" w:hAnsi="Times New Roman" w:cs="Times New Roman"/>
-                <w:sz w:val="18"/>
-                <w:szCs w:val="32"/>
-              </w:rPr>
-              <w:t>joins</w:t>
-            </w:r>
-            <w:proofErr w:type="gramEnd"/>
-            <w:r>
-              <w:rPr>
-                <w:rFonts w:ascii="Times New Roman" w:hAnsi="Times New Roman" w:cs="Times New Roman"/>
-                <w:sz w:val="18"/>
-                <w:szCs w:val="32"/>
-              </w:rPr>
-              <w:t>, indexes and JSONB; row security policies available [R</w:t>
-            </w:r>
-            <w:proofErr w:type="gramStart"/>
-            <w:r>
-              <w:rPr>
-                <w:rFonts w:ascii="Times New Roman" w:hAnsi="Times New Roman" w:cs="Times New Roman"/>
-                <w:sz w:val="18"/>
-                <w:szCs w:val="32"/>
-              </w:rPr>
-              <w:t>9,R</w:t>
-            </w:r>
-            <w:proofErr w:type="gramEnd"/>
-            <w:r>
-              <w:rPr>
-                <w:rFonts w:ascii="Times New Roman" w:hAnsi="Times New Roman" w:cs="Times New Roman"/>
-                <w:sz w:val="18"/>
-                <w:szCs w:val="32"/>
-              </w:rPr>
-              <w:t>10].</w:t>
+              <w:t>Relational transactions, joins, indexes and JSONB; row security policies available [R9,R10].</w:t>
             </w:r>
           </w:p>
         </w:tc>
@@ -5409,25 +5168,7 @@
                 <w:sz w:val="18"/>
                 <w:szCs w:val="32"/>
               </w:rPr>
-              <w:t xml:space="preserve">Real-time requires separate event </w:t>
-            </w:r>
-            <w:proofErr w:type="gramStart"/>
-            <w:r>
-              <w:rPr>
-                <w:rFonts w:ascii="Times New Roman" w:hAnsi="Times New Roman" w:cs="Times New Roman"/>
-                <w:sz w:val="18"/>
-                <w:szCs w:val="32"/>
-              </w:rPr>
-              <w:t>layer</w:t>
-            </w:r>
-            <w:proofErr w:type="gramEnd"/>
-            <w:r>
-              <w:rPr>
-                <w:rFonts w:ascii="Times New Roman" w:hAnsi="Times New Roman" w:cs="Times New Roman"/>
-                <w:sz w:val="18"/>
-                <w:szCs w:val="32"/>
-              </w:rPr>
-              <w:t>; managed operational and connection costs.</w:t>
+              <w:t>Real-time requires separate event layer; managed operational and connection costs.</w:t>
             </w:r>
           </w:p>
         </w:tc>
@@ -5504,25 +5245,7 @@
                 <w:sz w:val="18"/>
                 <w:szCs w:val="32"/>
               </w:rPr>
-              <w:t>Atlas offers BAA pathway where applicable, but customer duties remain [R</w:t>
-            </w:r>
-            <w:proofErr w:type="gramStart"/>
-            <w:r>
-              <w:rPr>
-                <w:rFonts w:ascii="Times New Roman" w:hAnsi="Times New Roman" w:cs="Times New Roman"/>
-                <w:sz w:val="18"/>
-                <w:szCs w:val="32"/>
-              </w:rPr>
-              <w:t>14,R</w:t>
-            </w:r>
-            <w:proofErr w:type="gramEnd"/>
-            <w:r>
-              <w:rPr>
-                <w:rFonts w:ascii="Times New Roman" w:hAnsi="Times New Roman" w:cs="Times New Roman"/>
-                <w:sz w:val="18"/>
-                <w:szCs w:val="32"/>
-              </w:rPr>
-              <w:t>19].</w:t>
+              <w:t>Atlas offers BAA pathway where applicable, but customer duties remain [R14,R19].</w:t>
             </w:r>
           </w:p>
         </w:tc>
@@ -5574,25 +5297,7 @@
                 <w:sz w:val="18"/>
                 <w:szCs w:val="32"/>
               </w:rPr>
-              <w:t xml:space="preserve">Cloud </w:t>
-            </w:r>
-            <w:proofErr w:type="spellStart"/>
-            <w:r>
-              <w:rPr>
-                <w:rFonts w:ascii="Times New Roman" w:hAnsi="Times New Roman" w:cs="Times New Roman"/>
-                <w:sz w:val="18"/>
-                <w:szCs w:val="32"/>
-              </w:rPr>
-              <w:t>Firestore</w:t>
-            </w:r>
-            <w:proofErr w:type="spellEnd"/>
-            <w:r>
-              <w:rPr>
-                <w:rFonts w:ascii="Times New Roman" w:hAnsi="Times New Roman" w:cs="Times New Roman"/>
-                <w:sz w:val="18"/>
-                <w:szCs w:val="32"/>
-              </w:rPr>
-              <w:t xml:space="preserve"> (Firebase)</w:t>
+              <w:t>Cloud Firestore (Firebase)</w:t>
             </w:r>
           </w:p>
         </w:tc>
@@ -5886,29 +5591,7 @@
                 <w:sz w:val="20"/>
                 <w:szCs w:val="36"/>
               </w:rPr>
-              <w:t xml:space="preserve">Limitations / </w:t>
-            </w:r>
-            <w:proofErr w:type="spellStart"/>
-            <w:r>
-              <w:rPr>
-                <w:rFonts w:ascii="Times New Roman" w:hAnsi="Times New Roman" w:cs="Times New Roman"/>
-                <w:b/>
-                <w:color w:val="FFFFFF"/>
-                <w:sz w:val="20"/>
-                <w:szCs w:val="36"/>
-              </w:rPr>
-              <w:t>FitFlow</w:t>
-            </w:r>
-            <w:proofErr w:type="spellEnd"/>
-            <w:r>
-              <w:rPr>
-                <w:rFonts w:ascii="Times New Roman" w:hAnsi="Times New Roman" w:cs="Times New Roman"/>
-                <w:b/>
-                <w:color w:val="FFFFFF"/>
-                <w:sz w:val="20"/>
-                <w:szCs w:val="36"/>
-              </w:rPr>
-              <w:t xml:space="preserve"> decision</w:t>
+              <w:t>Limitations / FitFlow decision</w:t>
             </w:r>
           </w:p>
         </w:tc>
@@ -6156,23 +5839,13 @@
                 <w:szCs w:val="32"/>
               </w:rPr>
             </w:pPr>
-            <w:proofErr w:type="spellStart"/>
-            <w:r>
-              <w:rPr>
-                <w:rFonts w:ascii="Times New Roman" w:hAnsi="Times New Roman" w:cs="Times New Roman"/>
-                <w:sz w:val="18"/>
-                <w:szCs w:val="32"/>
-              </w:rPr>
-              <w:t>Supabase</w:t>
-            </w:r>
-            <w:proofErr w:type="spellEnd"/>
-            <w:r>
-              <w:rPr>
-                <w:rFonts w:ascii="Times New Roman" w:hAnsi="Times New Roman" w:cs="Times New Roman"/>
-                <w:sz w:val="18"/>
-                <w:szCs w:val="32"/>
-              </w:rPr>
-              <w:t xml:space="preserve"> Auth</w:t>
+            <w:r>
+              <w:rPr>
+                <w:rFonts w:ascii="Times New Roman" w:hAnsi="Times New Roman" w:cs="Times New Roman"/>
+                <w:sz w:val="18"/>
+                <w:szCs w:val="32"/>
+              </w:rPr>
+              <w:t>Supabase Auth</w:t>
             </w:r>
           </w:p>
         </w:tc>
@@ -6408,23 +6081,7 @@
                 <w:rFonts w:ascii="Times New Roman" w:hAnsi="Times New Roman" w:cs="Times New Roman"/>
                 <w:sz w:val="16"/>
               </w:rPr>
-              <w:t>Matches case-study mobile decision, shared TypeScript domain code [S</w:t>
-            </w:r>
-            <w:proofErr w:type="gramStart"/>
-            <w:r>
-              <w:rPr>
-                <w:rFonts w:ascii="Times New Roman" w:hAnsi="Times New Roman" w:cs="Times New Roman"/>
-                <w:sz w:val="16"/>
-              </w:rPr>
-              <w:t>1,R</w:t>
-            </w:r>
-            <w:proofErr w:type="gramEnd"/>
-            <w:r>
-              <w:rPr>
-                <w:rFonts w:ascii="Times New Roman" w:hAnsi="Times New Roman" w:cs="Times New Roman"/>
-                <w:sz w:val="16"/>
-              </w:rPr>
-              <w:t>1].</w:t>
+              <w:t>Matches case-study mobile decision, shared TypeScript domain code [S1,R1].</w:t>
             </w:r>
           </w:p>
         </w:tc>
@@ -6450,17 +6107,8 @@
                 <w:rFonts w:ascii="Times New Roman" w:hAnsi="Times New Roman" w:cs="Times New Roman"/>
                 <w:sz w:val="16"/>
               </w:rPr>
-              <w:t xml:space="preserve">API and </w:t>
-            </w:r>
-            <w:proofErr w:type="spellStart"/>
-            <w:r>
-              <w:rPr>
-                <w:rFonts w:ascii="Times New Roman" w:hAnsi="Times New Roman" w:cs="Times New Roman"/>
-                <w:sz w:val="16"/>
-              </w:rPr>
-              <w:t>realtime</w:t>
-            </w:r>
-            <w:proofErr w:type="spellEnd"/>
+              <w:t>API and realtime</w:t>
+            </w:r>
           </w:p>
         </w:tc>
         <w:tc>
@@ -6475,21 +6123,12 @@
                 <w:rFonts w:ascii="Times New Roman" w:hAnsi="Times New Roman" w:cs="Times New Roman"/>
               </w:rPr>
             </w:pPr>
-            <w:proofErr w:type="spellStart"/>
             <w:r>
               <w:rPr>
                 <w:rFonts w:ascii="Times New Roman" w:hAnsi="Times New Roman" w:cs="Times New Roman"/>
                 <w:sz w:val="16"/>
               </w:rPr>
-              <w:t>NestJS</w:t>
-            </w:r>
-            <w:proofErr w:type="spellEnd"/>
-            <w:r>
-              <w:rPr>
-                <w:rFonts w:ascii="Times New Roman" w:hAnsi="Times New Roman" w:cs="Times New Roman"/>
-                <w:sz w:val="16"/>
-              </w:rPr>
-              <w:t xml:space="preserve"> / Node.js + Socket.IO</w:t>
+              <w:t>NestJS / Node.js + Socket.IO</w:t>
             </w:r>
           </w:p>
         </w:tc>
@@ -6550,66 +6189,32 @@
                 <w:rFonts w:ascii="Times New Roman" w:hAnsi="Times New Roman" w:cs="Times New Roman"/>
               </w:rPr>
             </w:pPr>
-            <w:proofErr w:type="spellStart"/>
             <w:r>
               <w:rPr>
                 <w:rFonts w:ascii="Times New Roman" w:hAnsi="Times New Roman" w:cs="Times New Roman"/>
                 <w:sz w:val="16"/>
               </w:rPr>
-              <w:t>FastAPI</w:t>
-            </w:r>
-            <w:proofErr w:type="spellEnd"/>
+              <w:t>FastAPI + Python model service; optional on-device TFLite</w:t>
+            </w:r>
+          </w:p>
+        </w:tc>
+        <w:tc>
+          <w:tcPr>
+            <w:tcW w:w="3322" w:type="dxa"/>
+          </w:tcPr>
+          <w:p>
+            <w:pPr>
+              <w:spacing w:after="20"/>
+              <w:rPr>
+                <w:rFonts w:ascii="Times New Roman" w:hAnsi="Times New Roman" w:cs="Times New Roman"/>
+              </w:rPr>
+            </w:pPr>
             <w:r>
               <w:rPr>
                 <w:rFonts w:ascii="Times New Roman" w:hAnsi="Times New Roman" w:cs="Times New Roman"/>
                 <w:sz w:val="16"/>
               </w:rPr>
-              <w:t xml:space="preserve"> + Python model service; optional on-device </w:t>
-            </w:r>
-            <w:proofErr w:type="spellStart"/>
-            <w:r>
-              <w:rPr>
-                <w:rFonts w:ascii="Times New Roman" w:hAnsi="Times New Roman" w:cs="Times New Roman"/>
-                <w:sz w:val="16"/>
-              </w:rPr>
-              <w:t>TFLite</w:t>
-            </w:r>
-            <w:proofErr w:type="spellEnd"/>
-          </w:p>
-        </w:tc>
-        <w:tc>
-          <w:tcPr>
-            <w:tcW w:w="3322" w:type="dxa"/>
-          </w:tcPr>
-          <w:p>
-            <w:pPr>
-              <w:spacing w:after="20"/>
-              <w:rPr>
-                <w:rFonts w:ascii="Times New Roman" w:hAnsi="Times New Roman" w:cs="Times New Roman"/>
-              </w:rPr>
-            </w:pPr>
-            <w:r>
-              <w:rPr>
-                <w:rFonts w:ascii="Times New Roman" w:hAnsi="Times New Roman" w:cs="Times New Roman"/>
-                <w:sz w:val="16"/>
-              </w:rPr>
-              <w:t>Isolate CPU/ML inference; allow device-side privacy where feasible [S</w:t>
-            </w:r>
-            <w:proofErr w:type="gramStart"/>
-            <w:r>
-              <w:rPr>
-                <w:rFonts w:ascii="Times New Roman" w:hAnsi="Times New Roman" w:cs="Times New Roman"/>
-                <w:sz w:val="16"/>
-              </w:rPr>
-              <w:t>1,R</w:t>
-            </w:r>
-            <w:proofErr w:type="gramEnd"/>
-            <w:r>
-              <w:rPr>
-                <w:rFonts w:ascii="Times New Roman" w:hAnsi="Times New Roman" w:cs="Times New Roman"/>
-                <w:sz w:val="16"/>
-              </w:rPr>
-              <w:t>7].</w:t>
+              <w:t>Isolate CPU/ML inference; allow device-side privacy where feasible [S1,R7].</w:t>
             </w:r>
           </w:p>
         </w:tc>
@@ -6686,25 +6291,7 @@
                 <w:sz w:val="18"/>
                 <w:szCs w:val="28"/>
               </w:rPr>
-              <w:t>Transactional user-owned fitness, meal, progress and group records [R</w:t>
-            </w:r>
-            <w:proofErr w:type="gramStart"/>
-            <w:r>
-              <w:rPr>
-                <w:rFonts w:ascii="Times New Roman" w:hAnsi="Times New Roman" w:cs="Times New Roman"/>
-                <w:sz w:val="18"/>
-                <w:szCs w:val="28"/>
-              </w:rPr>
-              <w:t>9,R</w:t>
-            </w:r>
-            <w:proofErr w:type="gramEnd"/>
-            <w:r>
-              <w:rPr>
-                <w:rFonts w:ascii="Times New Roman" w:hAnsi="Times New Roman" w:cs="Times New Roman"/>
-                <w:sz w:val="18"/>
-                <w:szCs w:val="28"/>
-              </w:rPr>
-              <w:t>10].</w:t>
+              <w:t>Transactional user-owned fitness, meal, progress and group records [R9,R10].</w:t>
             </w:r>
           </w:p>
         </w:tc>
@@ -7045,35 +6632,7 @@
         <w:rPr>
           <w:rFonts w:ascii="Times New Roman" w:hAnsi="Times New Roman" w:cs="Times New Roman"/>
         </w:rPr>
-        <w:t xml:space="preserve">HIPAA does not automatically apply to every consumer fitness app: its applicability depends on the organization's role, data and US covered-entity/business-associate relationships. If PHI is in scope, execute a BAA and verify that EVERY service touching PHI is covered; vendor eligibility or a BAA alone does not make </w:t>
-      </w:r>
-      <w:proofErr w:type="spellStart"/>
-      <w:r>
-        <w:rPr>
-          <w:rFonts w:ascii="Times New Roman" w:hAnsi="Times New Roman" w:cs="Times New Roman"/>
-        </w:rPr>
-        <w:t>FitFlow</w:t>
-      </w:r>
-      <w:proofErr w:type="spellEnd"/>
-      <w:r>
-        <w:rPr>
-          <w:rFonts w:ascii="Times New Roman" w:hAnsi="Times New Roman" w:cs="Times New Roman"/>
-        </w:rPr>
-        <w:t xml:space="preserve"> compliant [R</w:t>
-      </w:r>
-      <w:proofErr w:type="gramStart"/>
-      <w:r>
-        <w:rPr>
-          <w:rFonts w:ascii="Times New Roman" w:hAnsi="Times New Roman" w:cs="Times New Roman"/>
-        </w:rPr>
-        <w:t>11,R14,R18,R</w:t>
-      </w:r>
-      <w:proofErr w:type="gramEnd"/>
-      <w:r>
-        <w:rPr>
-          <w:rFonts w:ascii="Times New Roman" w:hAnsi="Times New Roman" w:cs="Times New Roman"/>
-        </w:rPr>
-        <w:t>19]. If GDPR applies, identify lawful bases and additional conditions for special-category health data, implement data-subject rights and document processing with qualified review. Jurisdictional requirements are to be confirmed before production; the case-study statement about GDPR/CCPA is a scenario claim, not proof of a deployed compliant service [S1].</w:t>
+        <w:t>HIPAA does not automatically apply to every consumer fitness app: its applicability depends on the organization's role, data and US covered-entity/business-associate relationships. If PHI is in scope, execute a BAA and verify that EVERY service touching PHI is covered; vendor eligibility or a BAA alone does not make FitFlow compliant [R11,R14,R18,R19]. If GDPR applies, identify lawful bases and additional conditions for special-category health data, implement data-subject rights and document processing with qualified review. Jurisdictional requirements are to be confirmed before production; the case-study statement about GDPR/CCPA is a scenario claim, not proof of a deployed compliant service [S1].</w:t>
       </w:r>
     </w:p>
     <w:p>
@@ -7091,21 +6650,7 @@
         <w:rPr>
           <w:rFonts w:ascii="Times New Roman" w:hAnsi="Times New Roman" w:cs="Times New Roman"/>
         </w:rPr>
-        <w:t xml:space="preserve">Security controls: TLS, managed encryption at rest, </w:t>
-      </w:r>
-      <w:proofErr w:type="gramStart"/>
-      <w:r>
-        <w:rPr>
-          <w:rFonts w:ascii="Times New Roman" w:hAnsi="Times New Roman" w:cs="Times New Roman"/>
-        </w:rPr>
-        <w:t>least-privilege</w:t>
-      </w:r>
-      <w:proofErr w:type="gramEnd"/>
-      <w:r>
-        <w:rPr>
-          <w:rFonts w:ascii="Times New Roman" w:hAnsi="Times New Roman" w:cs="Times New Roman"/>
-        </w:rPr>
-        <w:t xml:space="preserve"> service accounts, MFA for staff, secrets manager, audit logs without medical detail, periodic access reviews and patching.</w:t>
+        <w:t>Security controls: TLS, managed encryption at rest, least-privilege service accounts, MFA for staff, secrets manager, audit logs without medical detail, periodic access reviews and patching.</w:t>
       </w:r>
     </w:p>
     <w:p>
@@ -7123,21 +6668,7 @@
         <w:rPr>
           <w:rFonts w:ascii="Times New Roman" w:hAnsi="Times New Roman" w:cs="Times New Roman"/>
         </w:rPr>
-        <w:t>Authorization: verify Cognito tokens server-side; API roles user/trainer/moderator/admin; user-owned rows and explicit group membership checks; PostgreSQL RLS is defense-in-depth, not a substitute for application checks [R</w:t>
-      </w:r>
-      <w:proofErr w:type="gramStart"/>
-      <w:r>
-        <w:rPr>
-          <w:rFonts w:ascii="Times New Roman" w:hAnsi="Times New Roman" w:cs="Times New Roman"/>
-        </w:rPr>
-        <w:t>9,R</w:t>
-      </w:r>
-      <w:proofErr w:type="gramEnd"/>
-      <w:r>
-        <w:rPr>
-          <w:rFonts w:ascii="Times New Roman" w:hAnsi="Times New Roman" w:cs="Times New Roman"/>
-        </w:rPr>
-        <w:t>12].</w:t>
+        <w:t>Authorization: verify Cognito tokens server-side; API roles user/trainer/moderator/admin; user-owned rows and explicit group membership checks; PostgreSQL RLS is defense-in-depth, not a substitute for application checks [R9,R12].</w:t>
       </w:r>
     </w:p>
     <w:p>
@@ -7265,35 +6796,7 @@
         <w:rPr>
           <w:rFonts w:ascii="Times New Roman" w:hAnsi="Times New Roman" w:cs="Times New Roman"/>
         </w:rPr>
-        <w:t xml:space="preserve">A 1-5 scale expresses estimated </w:t>
-      </w:r>
-      <w:proofErr w:type="spellStart"/>
-      <w:r>
-        <w:rPr>
-          <w:rFonts w:ascii="Times New Roman" w:hAnsi="Times New Roman" w:cs="Times New Roman"/>
-        </w:rPr>
-        <w:t>FitFlow</w:t>
-      </w:r>
-      <w:proofErr w:type="spellEnd"/>
-      <w:r>
-        <w:rPr>
-          <w:rFonts w:ascii="Times New Roman" w:hAnsi="Times New Roman" w:cs="Times New Roman"/>
-        </w:rPr>
-        <w:t xml:space="preserve"> suitability, not measured vendor benchmarks: 1 = poor fit; 2 = below-average fit; 3 = workable with major trade-offs; 4 = strong fit; 5 = strong fit with fewer expected integration barriers. All candidates are assumed competently engineered; no stack alone guarantees security or legal compliance. A candidate score equals </w:t>
-      </w:r>
-      <w:proofErr w:type="gramStart"/>
-      <w:r>
-        <w:rPr>
-          <w:rFonts w:ascii="Times New Roman" w:hAnsi="Times New Roman" w:cs="Times New Roman"/>
-        </w:rPr>
-        <w:t>SUM(</w:t>
-      </w:r>
-      <w:proofErr w:type="gramEnd"/>
-      <w:r>
-        <w:rPr>
-          <w:rFonts w:ascii="Times New Roman" w:hAnsi="Times New Roman" w:cs="Times New Roman"/>
-        </w:rPr>
-        <w:t>weight × rating) / 100, giving a 1-5 weighted average.</w:t>
+        <w:t>A 1-5 scale expresses estimated FitFlow suitability, not measured vendor benchmarks: 1 = poor fit; 2 = below-average fit; 3 = workable with major trade-offs; 4 = strong fit; 5 = strong fit with fewer expected integration barriers. All candidates are assumed competently engineered; no stack alone guarantees security or legal compliance. A candidate score equals SUM(weight × rating) / 100, giving a 1-5 weighted average.</w:t>
       </w:r>
     </w:p>
     <w:tbl>
@@ -7376,7 +6879,6 @@
                 <w:szCs w:val="32"/>
               </w:rPr>
             </w:pPr>
-            <w:proofErr w:type="spellStart"/>
             <w:r>
               <w:rPr>
                 <w:rFonts w:ascii="Times New Roman" w:hAnsi="Times New Roman" w:cs="Times New Roman"/>
@@ -7385,18 +6887,7 @@
                 <w:sz w:val="20"/>
                 <w:szCs w:val="32"/>
               </w:rPr>
-              <w:t>FitFlow</w:t>
-            </w:r>
-            <w:proofErr w:type="spellEnd"/>
-            <w:r>
-              <w:rPr>
-                <w:rFonts w:ascii="Times New Roman" w:hAnsi="Times New Roman" w:cs="Times New Roman"/>
-                <w:b/>
-                <w:color w:val="FFFFFF"/>
-                <w:sz w:val="20"/>
-                <w:szCs w:val="32"/>
-              </w:rPr>
-              <w:t xml:space="preserve"> basis</w:t>
+              <w:t>FitFlow basis</w:t>
             </w:r>
           </w:p>
         </w:tc>
@@ -8228,7 +7719,6 @@
                 <w:szCs w:val="40"/>
               </w:rPr>
             </w:pPr>
-            <w:proofErr w:type="spellStart"/>
             <w:r>
               <w:rPr>
                 <w:rFonts w:ascii="Times New Roman" w:hAnsi="Times New Roman" w:cs="Times New Roman"/>
@@ -8237,18 +7727,7 @@
                 <w:sz w:val="20"/>
                 <w:szCs w:val="40"/>
               </w:rPr>
-              <w:t>Maint</w:t>
-            </w:r>
-            <w:proofErr w:type="spellEnd"/>
-            <w:r>
-              <w:rPr>
-                <w:rFonts w:ascii="Times New Roman" w:hAnsi="Times New Roman" w:cs="Times New Roman"/>
-                <w:b/>
-                <w:color w:val="FFFFFF"/>
-                <w:sz w:val="20"/>
-                <w:szCs w:val="40"/>
-              </w:rPr>
-              <w:t>.</w:t>
+              <w:t>Maint.</w:t>
             </w:r>
           </w:p>
         </w:tc>
@@ -8610,25 +8089,7 @@
                 <w:sz w:val="18"/>
                 <w:szCs w:val="36"/>
               </w:rPr>
-              <w:t>B - Flutter/</w:t>
-            </w:r>
-            <w:proofErr w:type="spellStart"/>
-            <w:r>
-              <w:rPr>
-                <w:rFonts w:ascii="Times New Roman" w:hAnsi="Times New Roman" w:cs="Times New Roman"/>
-                <w:sz w:val="18"/>
-                <w:szCs w:val="36"/>
-              </w:rPr>
-              <w:t>FastAPI</w:t>
-            </w:r>
-            <w:proofErr w:type="spellEnd"/>
-            <w:r>
-              <w:rPr>
-                <w:rFonts w:ascii="Times New Roman" w:hAnsi="Times New Roman" w:cs="Times New Roman"/>
-                <w:sz w:val="18"/>
-                <w:szCs w:val="36"/>
-              </w:rPr>
-              <w:t>/Mongo/Auth0</w:t>
+              <w:t>B - Flutter/FastAPI/Mongo/Auth0</w:t>
             </w:r>
           </w:p>
         </w:tc>
@@ -9155,18 +8616,8 @@
                 <w:sz w:val="18"/>
                 <w:szCs w:val="36"/>
               </w:rPr>
-              <w:t>D - Native/Express/</w:t>
-            </w:r>
-            <w:proofErr w:type="spellStart"/>
-            <w:r>
-              <w:rPr>
-                <w:rFonts w:ascii="Times New Roman" w:hAnsi="Times New Roman" w:cs="Times New Roman"/>
-                <w:sz w:val="18"/>
-                <w:szCs w:val="36"/>
-              </w:rPr>
-              <w:t>Firestore</w:t>
-            </w:r>
-            <w:proofErr w:type="spellEnd"/>
+              <w:t>D - Native/Express/Firestore</w:t>
+            </w:r>
           </w:p>
         </w:tc>
         <w:tc>
@@ -9464,21 +8915,7 @@
         <w:rPr>
           <w:rFonts w:ascii="Times New Roman" w:hAnsi="Times New Roman" w:cs="Times New Roman"/>
         </w:rPr>
-        <w:t xml:space="preserve">Sensitivity: doubling lifecycle-cost priority would change the decision weights; a different hiring profile could raise Flutter or Kotlin scores. </w:t>
-      </w:r>
-      <w:proofErr w:type="gramStart"/>
-      <w:r>
-        <w:rPr>
-          <w:rFonts w:ascii="Times New Roman" w:hAnsi="Times New Roman" w:cs="Times New Roman"/>
-        </w:rPr>
-        <w:t>Therefore</w:t>
-      </w:r>
-      <w:proofErr w:type="gramEnd"/>
-      <w:r>
-        <w:rPr>
-          <w:rFonts w:ascii="Times New Roman" w:hAnsi="Times New Roman" w:cs="Times New Roman"/>
-        </w:rPr>
-        <w:t xml:space="preserve"> the matrix should be re-scored with the actual engineering team after a short camera/ML/web spike, estimated cloud usage and compliance review. Candidate A is the proposed architecture for this coursework, not an objectively universal best stack.</w:t>
+        <w:t>Sensitivity: doubling lifecycle-cost priority would change the decision weights; a different hiring profile could raise Flutter or Kotlin scores. Therefore the matrix should be re-scored with the actual engineering team after a short camera/ML/web spike, estimated cloud usage and compliance review. Candidate A is the proposed architecture for this coursework, not an objectively universal best stack.</w:t>
       </w:r>
     </w:p>
     <w:p>
@@ -9520,49 +8957,7 @@
         <w:rPr>
           <w:rFonts w:ascii="Times New Roman" w:hAnsi="Times New Roman" w:cs="Times New Roman"/>
         </w:rPr>
-        <w:t xml:space="preserve">Candidate A aligns with the scenario's React Native and Node.js choice while replacing unstructured Express endpoints with </w:t>
-      </w:r>
-      <w:proofErr w:type="spellStart"/>
-      <w:r>
-        <w:rPr>
-          <w:rFonts w:ascii="Times New Roman" w:hAnsi="Times New Roman" w:cs="Times New Roman"/>
-        </w:rPr>
-        <w:t>NestJS</w:t>
-      </w:r>
-      <w:proofErr w:type="spellEnd"/>
-      <w:r>
-        <w:rPr>
-          <w:rFonts w:ascii="Times New Roman" w:hAnsi="Times New Roman" w:cs="Times New Roman"/>
-        </w:rPr>
-        <w:t xml:space="preserve"> conventions and replacing Firebase as the authoritative record store with managed PostgreSQL. The case study describes Firebase for real-time features, and that alternative remains valid when rapid synchronization is the overriding requirement [S</w:t>
-      </w:r>
-      <w:proofErr w:type="gramStart"/>
-      <w:r>
-        <w:rPr>
-          <w:rFonts w:ascii="Times New Roman" w:hAnsi="Times New Roman" w:cs="Times New Roman"/>
-        </w:rPr>
-        <w:t>1,R</w:t>
-      </w:r>
-      <w:proofErr w:type="gramEnd"/>
-      <w:r>
-        <w:rPr>
-          <w:rFonts w:ascii="Times New Roman" w:hAnsi="Times New Roman" w:cs="Times New Roman"/>
-        </w:rPr>
-        <w:t>8]. For this proposal, database transactions and relational control over profiles, workout sessions, meals, trainer-client grants and per-group privacy justify PostgreSQL plus a separate WebSocket layer [R</w:t>
-      </w:r>
-      <w:proofErr w:type="gramStart"/>
-      <w:r>
-        <w:rPr>
-          <w:rFonts w:ascii="Times New Roman" w:hAnsi="Times New Roman" w:cs="Times New Roman"/>
-        </w:rPr>
-        <w:t>6,R</w:t>
-      </w:r>
-      <w:proofErr w:type="gramEnd"/>
-      <w:r>
-        <w:rPr>
-          <w:rFonts w:ascii="Times New Roman" w:hAnsi="Times New Roman" w:cs="Times New Roman"/>
-        </w:rPr>
-        <w:t>9]. Cognito consolidates identity in the proposed AWS deployment but does not itself grant a trainer access to a user's records [R12].</w:t>
+        <w:t>Candidate A aligns with the scenario's React Native and Node.js choice while replacing unstructured Express endpoints with NestJS conventions and replacing Firebase as the authoritative record store with managed PostgreSQL. The case study describes Firebase for real-time features, and that alternative remains valid when rapid synchronization is the overriding requirement [S1,R8]. For this proposal, database transactions and relational control over profiles, workout sessions, meals, trainer-client grants and per-group privacy justify PostgreSQL plus a separate WebSocket layer [R6,R9]. Cognito consolidates identity in the proposed AWS deployment but does not itself grant a trainer access to a user's records [R12].</w:t>
       </w:r>
     </w:p>
     <w:p>
@@ -9619,35 +9014,7 @@
         <w:rPr>
           <w:rFonts w:ascii="Times New Roman" w:hAnsi="Times New Roman" w:cs="Times New Roman"/>
         </w:rPr>
-        <w:t xml:space="preserve">Figure 1. Logical design for </w:t>
-      </w:r>
-      <w:proofErr w:type="spellStart"/>
-      <w:r>
-        <w:rPr>
-          <w:rFonts w:ascii="Times New Roman" w:hAnsi="Times New Roman" w:cs="Times New Roman"/>
-        </w:rPr>
-        <w:t>FitFlow</w:t>
-      </w:r>
-      <w:proofErr w:type="spellEnd"/>
-      <w:r>
-        <w:rPr>
-          <w:rFonts w:ascii="Times New Roman" w:hAnsi="Times New Roman" w:cs="Times New Roman"/>
-        </w:rPr>
-        <w:t xml:space="preserve">; arrows </w:t>
-      </w:r>
-      <w:proofErr w:type="gramStart"/>
-      <w:r>
-        <w:rPr>
-          <w:rFonts w:ascii="Times New Roman" w:hAnsi="Times New Roman" w:cs="Times New Roman"/>
-        </w:rPr>
-        <w:t>show</w:t>
-      </w:r>
-      <w:proofErr w:type="gramEnd"/>
-      <w:r>
-        <w:rPr>
-          <w:rFonts w:ascii="Times New Roman" w:hAnsi="Times New Roman" w:cs="Times New Roman"/>
-        </w:rPr>
-        <w:t xml:space="preserve"> planned data/control paths, not deployed connections. Source: original student design informed by [S1, R1, R6-R12].</w:t>
+        <w:t>Figure 1. Logical design for FitFlow; arrows show planned data/control paths, not deployed connections. Source: original student design informed by [S1, R1, R6-R12].</w:t>
       </w:r>
     </w:p>
     <w:p>
@@ -9909,25 +9276,7 @@
                 <w:sz w:val="20"/>
                 <w:szCs w:val="36"/>
               </w:rPr>
-              <w:t>No service secrets; device-encrypted</w:t>
-            </w:r>
-            <w:proofErr w:type="gramStart"/>
-            <w:r>
-              <w:rPr>
-                <w:rFonts w:ascii="Times New Roman" w:hAnsi="Times New Roman" w:cs="Times New Roman"/>
-                <w:sz w:val="20"/>
-                <w:szCs w:val="36"/>
-              </w:rPr>
-              <w:t xml:space="preserve"> cached</w:t>
-            </w:r>
-            <w:proofErr w:type="gramEnd"/>
-            <w:r>
-              <w:rPr>
-                <w:rFonts w:ascii="Times New Roman" w:hAnsi="Times New Roman" w:cs="Times New Roman"/>
-                <w:sz w:val="20"/>
-                <w:szCs w:val="36"/>
-              </w:rPr>
-              <w:t xml:space="preserve"> sensitive records.</w:t>
+              <w:t>No service secrets; device-encrypted cached sensitive records.</w:t>
             </w:r>
           </w:p>
         </w:tc>
@@ -10026,23 +9375,36 @@
                 <w:szCs w:val="36"/>
               </w:rPr>
             </w:pPr>
-            <w:proofErr w:type="spellStart"/>
             <w:r>
               <w:rPr>
                 <w:rFonts w:ascii="Times New Roman" w:hAnsi="Times New Roman" w:cs="Times New Roman"/>
                 <w:sz w:val="20"/>
                 <w:szCs w:val="36"/>
               </w:rPr>
-              <w:t>NestJS</w:t>
-            </w:r>
-            <w:proofErr w:type="spellEnd"/>
-            <w:r>
+              <w:t>NestJS application</w:t>
+            </w:r>
+          </w:p>
+        </w:tc>
+        <w:tc>
+          <w:tcPr>
+            <w:tcW w:w="3322" w:type="dxa"/>
+          </w:tcPr>
+          <w:p>
+            <w:pPr>
+              <w:spacing w:after="20"/>
               <w:rPr>
                 <w:rFonts w:ascii="Times New Roman" w:hAnsi="Times New Roman" w:cs="Times New Roman"/>
                 <w:sz w:val="20"/>
                 <w:szCs w:val="36"/>
               </w:rPr>
-              <w:t xml:space="preserve"> application</w:t>
+            </w:pPr>
+            <w:r>
+              <w:rPr>
+                <w:rFonts w:ascii="Times New Roman" w:hAnsi="Times New Roman" w:cs="Times New Roman"/>
+                <w:sz w:val="20"/>
+                <w:szCs w:val="36"/>
+              </w:rPr>
+              <w:t>Validate inputs, enforce authz, coordinate business modules, write audit trail.</w:t>
             </w:r>
           </w:p>
         </w:tc>
@@ -10065,66 +9427,7 @@
                 <w:sz w:val="20"/>
                 <w:szCs w:val="36"/>
               </w:rPr>
-              <w:t xml:space="preserve">Validate inputs, enforce </w:t>
-            </w:r>
-            <w:proofErr w:type="spellStart"/>
-            <w:r>
-              <w:rPr>
-                <w:rFonts w:ascii="Times New Roman" w:hAnsi="Times New Roman" w:cs="Times New Roman"/>
-                <w:sz w:val="20"/>
-                <w:szCs w:val="36"/>
-              </w:rPr>
-              <w:t>authz</w:t>
-            </w:r>
-            <w:proofErr w:type="spellEnd"/>
-            <w:r>
-              <w:rPr>
-                <w:rFonts w:ascii="Times New Roman" w:hAnsi="Times New Roman" w:cs="Times New Roman"/>
-                <w:sz w:val="20"/>
-                <w:szCs w:val="36"/>
-              </w:rPr>
-              <w:t>, coordinate business modules, write audit trail.</w:t>
-            </w:r>
-          </w:p>
-        </w:tc>
-        <w:tc>
-          <w:tcPr>
-            <w:tcW w:w="3322" w:type="dxa"/>
-          </w:tcPr>
-          <w:p>
-            <w:pPr>
-              <w:spacing w:after="20"/>
-              <w:rPr>
-                <w:rFonts w:ascii="Times New Roman" w:hAnsi="Times New Roman" w:cs="Times New Roman"/>
-                <w:sz w:val="20"/>
-                <w:szCs w:val="36"/>
-              </w:rPr>
-            </w:pPr>
-            <w:r>
-              <w:rPr>
-                <w:rFonts w:ascii="Times New Roman" w:hAnsi="Times New Roman" w:cs="Times New Roman"/>
-                <w:sz w:val="20"/>
-                <w:szCs w:val="36"/>
-              </w:rPr>
-              <w:t xml:space="preserve">Stateless workers, rate limits, </w:t>
-            </w:r>
-            <w:proofErr w:type="spellStart"/>
-            <w:r>
-              <w:rPr>
-                <w:rFonts w:ascii="Times New Roman" w:hAnsi="Times New Roman" w:cs="Times New Roman"/>
-                <w:sz w:val="20"/>
-                <w:szCs w:val="36"/>
-              </w:rPr>
-              <w:t>autoscale</w:t>
-            </w:r>
-            <w:proofErr w:type="spellEnd"/>
-            <w:r>
-              <w:rPr>
-                <w:rFonts w:ascii="Times New Roman" w:hAnsi="Times New Roman" w:cs="Times New Roman"/>
-                <w:sz w:val="20"/>
-                <w:szCs w:val="36"/>
-              </w:rPr>
-              <w:t xml:space="preserve"> based on demand.</w:t>
+              <w:t>Stateless workers, rate limits, autoscale based on demand.</w:t>
             </w:r>
           </w:p>
         </w:tc>
@@ -10153,25 +9456,7 @@
                 <w:sz w:val="20"/>
                 <w:szCs w:val="36"/>
               </w:rPr>
-              <w:t xml:space="preserve">Python </w:t>
-            </w:r>
-            <w:proofErr w:type="spellStart"/>
-            <w:r>
-              <w:rPr>
-                <w:rFonts w:ascii="Times New Roman" w:hAnsi="Times New Roman" w:cs="Times New Roman"/>
-                <w:sz w:val="20"/>
-                <w:szCs w:val="36"/>
-              </w:rPr>
-              <w:t>FastAPI</w:t>
-            </w:r>
-            <w:proofErr w:type="spellEnd"/>
-            <w:r>
-              <w:rPr>
-                <w:rFonts w:ascii="Times New Roman" w:hAnsi="Times New Roman" w:cs="Times New Roman"/>
-                <w:sz w:val="20"/>
-                <w:szCs w:val="36"/>
-              </w:rPr>
-              <w:t xml:space="preserve"> AI</w:t>
+              <w:t>Python FastAPI AI</w:t>
             </w:r>
           </w:p>
         </w:tc>
@@ -10583,35 +9868,7 @@
         <w:rPr>
           <w:rFonts w:ascii="Times New Roman" w:hAnsi="Times New Roman" w:cs="Times New Roman"/>
         </w:rPr>
-        <w:t xml:space="preserve">1. User selects </w:t>
-      </w:r>
-      <w:proofErr w:type="gramStart"/>
-      <w:r>
-        <w:rPr>
-          <w:rFonts w:ascii="Times New Roman" w:hAnsi="Times New Roman" w:cs="Times New Roman"/>
-        </w:rPr>
-        <w:t>goal</w:t>
-      </w:r>
-      <w:proofErr w:type="gramEnd"/>
-      <w:r>
-        <w:rPr>
-          <w:rFonts w:ascii="Times New Roman" w:hAnsi="Times New Roman" w:cs="Times New Roman"/>
-        </w:rPr>
-        <w:t xml:space="preserve">, available minutes, equipment and optional constraints in Daily Flow. 2. Mobile/web obtains an identity token; </w:t>
-      </w:r>
-      <w:proofErr w:type="spellStart"/>
-      <w:r>
-        <w:rPr>
-          <w:rFonts w:ascii="Times New Roman" w:hAnsi="Times New Roman" w:cs="Times New Roman"/>
-        </w:rPr>
-        <w:t>NestJS</w:t>
-      </w:r>
-      <w:proofErr w:type="spellEnd"/>
-      <w:r>
-        <w:rPr>
-          <w:rFonts w:ascii="Times New Roman" w:hAnsi="Times New Roman" w:cs="Times New Roman"/>
-        </w:rPr>
-        <w:t xml:space="preserve"> validates it and confirms record ownership. 3. API retrieves only needed training history from PostgreSQL. 4. AI service receives a minimal feature set and model version, returns a candidate plan plus explanation/uncertainty. 5. API checks exercise safety rules and stores a draft. 6. User reviews, edits and approves before workout starts. 7. Completed sets and progress are saved transactionally; offline changes sync with conflict handling. No medical diagnosis is provided.</w:t>
+        <w:t>1. User selects goal, available minutes, equipment and optional constraints in Daily Flow. 2. Mobile/web obtains an identity token; NestJS validates it and confirms record ownership. 3. API retrieves only needed training history from PostgreSQL. 4. AI service receives a minimal feature set and model version, returns a candidate plan plus explanation/uncertainty. 5. API checks exercise safety rules and stores a draft. 6. User reviews, edits and approves before workout starts. 7. Completed sets and progress are saved transactionally; offline changes sync with conflict handling. No medical diagnosis is provided.</w:t>
       </w:r>
     </w:p>
     <w:p>
@@ -10640,35 +9897,7 @@
         <w:rPr>
           <w:rFonts w:ascii="Times New Roman" w:hAnsi="Times New Roman" w:cs="Times New Roman"/>
         </w:rPr>
-        <w:t xml:space="preserve">1. User joins a group or private challenge; </w:t>
-      </w:r>
-      <w:proofErr w:type="spellStart"/>
-      <w:r>
-        <w:rPr>
-          <w:rFonts w:ascii="Times New Roman" w:hAnsi="Times New Roman" w:cs="Times New Roman"/>
-        </w:rPr>
-        <w:t>NestJS</w:t>
-      </w:r>
-      <w:proofErr w:type="spellEnd"/>
-      <w:r>
-        <w:rPr>
-          <w:rFonts w:ascii="Times New Roman" w:hAnsi="Times New Roman" w:cs="Times New Roman"/>
-        </w:rPr>
-        <w:t xml:space="preserve"> verifies invitation and group membership. 2. Post creator chooses audience; server enforces visibility for every read/write. 3. Approved events publish an audience-filtered channel update via </w:t>
-      </w:r>
-      <w:proofErr w:type="spellStart"/>
-      <w:r>
-        <w:rPr>
-          <w:rFonts w:ascii="Times New Roman" w:hAnsi="Times New Roman" w:cs="Times New Roman"/>
-        </w:rPr>
-        <w:t>WebSockets</w:t>
-      </w:r>
-      <w:proofErr w:type="spellEnd"/>
-      <w:r>
-        <w:rPr>
-          <w:rFonts w:ascii="Times New Roman" w:hAnsi="Times New Roman" w:cs="Times New Roman"/>
-        </w:rPr>
-        <w:t>. 4. Moderator actions can hide/report content. 5. Store only necessary engagement data and never publish private progress or health history by default.</w:t>
+        <w:t>1. User joins a group or private challenge; NestJS verifies invitation and group membership. 2. Post creator chooses audience; server enforces visibility for every read/write. 3. Approved events publish an audience-filtered channel update via WebSockets. 4. Moderator actions can hide/report content. 5. Store only necessary engagement data and never publish private progress or health history by default.</w:t>
       </w:r>
     </w:p>
     <w:p>
@@ -10697,21 +9926,7 @@
         <w:rPr>
           <w:rFonts w:ascii="Times New Roman" w:hAnsi="Times New Roman" w:cs="Times New Roman"/>
         </w:rPr>
-        <w:t xml:space="preserve">1. User chooses a meal photo or manual entry. 2. API issues an authenticated, short-lived upload link for private storage. 3. Scan the upload and strip unnecessary metadata before restricted inference. 4. </w:t>
-      </w:r>
-      <w:proofErr w:type="spellStart"/>
-      <w:r>
-        <w:rPr>
-          <w:rFonts w:ascii="Times New Roman" w:hAnsi="Times New Roman" w:cs="Times New Roman"/>
-        </w:rPr>
-        <w:t>FastAPI</w:t>
-      </w:r>
-      <w:proofErr w:type="spellEnd"/>
-      <w:r>
-        <w:rPr>
-          <w:rFonts w:ascii="Times New Roman" w:hAnsi="Times New Roman" w:cs="Times New Roman"/>
-        </w:rPr>
-        <w:t xml:space="preserve"> estimates possible food/portions and returns confidence; user corrects </w:t>
+        <w:t xml:space="preserve">1. User chooses a meal photo or manual entry. 2. API issues an authenticated, short-lived upload link for private storage. 3. Scan the upload and strip unnecessary metadata before restricted inference. 4. FastAPI estimates possible food/portions and returns confidence; user corrects </w:t>
       </w:r>
       <w:r>
         <w:rPr>
@@ -11447,23 +10662,13 @@
                 <w:szCs w:val="32"/>
               </w:rPr>
             </w:pPr>
-            <w:proofErr w:type="spellStart"/>
-            <w:r>
-              <w:rPr>
-                <w:rFonts w:ascii="Times New Roman" w:hAnsi="Times New Roman" w:cs="Times New Roman"/>
-                <w:sz w:val="18"/>
-                <w:szCs w:val="32"/>
-              </w:rPr>
-              <w:t>FitFlow</w:t>
-            </w:r>
-            <w:proofErr w:type="spellEnd"/>
-            <w:r>
-              <w:rPr>
-                <w:rFonts w:ascii="Times New Roman" w:hAnsi="Times New Roman" w:cs="Times New Roman"/>
-                <w:sz w:val="18"/>
-                <w:szCs w:val="32"/>
-              </w:rPr>
-              <w:t xml:space="preserve"> mobile-first cross-platform stack with isolated AI and relational source of truth</w:t>
+            <w:r>
+              <w:rPr>
+                <w:rFonts w:ascii="Times New Roman" w:hAnsi="Times New Roman" w:cs="Times New Roman"/>
+                <w:sz w:val="18"/>
+                <w:szCs w:val="32"/>
+              </w:rPr>
+              <w:t>FitFlow mobile-first cross-platform stack with isolated AI and relational source of truth</w:t>
             </w:r>
           </w:p>
         </w:tc>
@@ -11510,23 +10715,13 @@
                 <w:szCs w:val="32"/>
               </w:rPr>
             </w:pPr>
-            <w:proofErr w:type="gramStart"/>
-            <w:r>
-              <w:rPr>
-                <w:rFonts w:ascii="Times New Roman" w:hAnsi="Times New Roman" w:cs="Times New Roman"/>
-                <w:sz w:val="18"/>
-                <w:szCs w:val="32"/>
-              </w:rPr>
-              <w:t>Proposed for</w:t>
-            </w:r>
-            <w:proofErr w:type="gramEnd"/>
-            <w:r>
-              <w:rPr>
-                <w:rFonts w:ascii="Times New Roman" w:hAnsi="Times New Roman" w:cs="Times New Roman"/>
-                <w:sz w:val="18"/>
-                <w:szCs w:val="32"/>
-              </w:rPr>
-              <w:t xml:space="preserve"> coursework / 16 September 2026</w:t>
+            <w:r>
+              <w:rPr>
+                <w:rFonts w:ascii="Times New Roman" w:hAnsi="Times New Roman" w:cs="Times New Roman"/>
+                <w:sz w:val="18"/>
+                <w:szCs w:val="32"/>
+              </w:rPr>
+              <w:t>Proposed for coursework / 16 September 2026</w:t>
             </w:r>
           </w:p>
         </w:tc>
@@ -11630,61 +10825,7 @@
                 <w:sz w:val="18"/>
                 <w:szCs w:val="32"/>
               </w:rPr>
-              <w:t xml:space="preserve">React Native/Expo frontend; </w:t>
-            </w:r>
-            <w:proofErr w:type="spellStart"/>
-            <w:r>
-              <w:rPr>
-                <w:rFonts w:ascii="Times New Roman" w:hAnsi="Times New Roman" w:cs="Times New Roman"/>
-                <w:sz w:val="18"/>
-                <w:szCs w:val="32"/>
-              </w:rPr>
-              <w:t>NestJS</w:t>
-            </w:r>
-            <w:proofErr w:type="spellEnd"/>
-            <w:r>
-              <w:rPr>
-                <w:rFonts w:ascii="Times New Roman" w:hAnsi="Times New Roman" w:cs="Times New Roman"/>
-                <w:sz w:val="18"/>
-                <w:szCs w:val="32"/>
-              </w:rPr>
-              <w:t xml:space="preserve"> core API; Python </w:t>
-            </w:r>
-            <w:proofErr w:type="spellStart"/>
-            <w:r>
-              <w:rPr>
-                <w:rFonts w:ascii="Times New Roman" w:hAnsi="Times New Roman" w:cs="Times New Roman"/>
-                <w:sz w:val="18"/>
-                <w:szCs w:val="32"/>
-              </w:rPr>
-              <w:t>FastAPI</w:t>
-            </w:r>
-            <w:proofErr w:type="spellEnd"/>
-            <w:r>
-              <w:rPr>
-                <w:rFonts w:ascii="Times New Roman" w:hAnsi="Times New Roman" w:cs="Times New Roman"/>
-                <w:sz w:val="18"/>
-                <w:szCs w:val="32"/>
-              </w:rPr>
-              <w:t xml:space="preserve"> AI service; managed PostgreSQL; Cognito; </w:t>
-            </w:r>
-            <w:proofErr w:type="spellStart"/>
-            <w:r>
-              <w:rPr>
-                <w:rFonts w:ascii="Times New Roman" w:hAnsi="Times New Roman" w:cs="Times New Roman"/>
-                <w:sz w:val="18"/>
-                <w:szCs w:val="32"/>
-              </w:rPr>
-              <w:t>WebSockets</w:t>
-            </w:r>
-            <w:proofErr w:type="spellEnd"/>
-            <w:r>
-              <w:rPr>
-                <w:rFonts w:ascii="Times New Roman" w:hAnsi="Times New Roman" w:cs="Times New Roman"/>
-                <w:sz w:val="18"/>
-                <w:szCs w:val="32"/>
-              </w:rPr>
-              <w:t>; optional Redis/on-device inference.</w:t>
+              <w:t>React Native/Expo frontend; NestJS core API; Python FastAPI AI service; managed PostgreSQL; Cognito; WebSockets; optional Redis/on-device inference.</w:t>
             </w:r>
           </w:p>
         </w:tc>
@@ -11735,25 +10876,7 @@
                 <w:sz w:val="18"/>
                 <w:szCs w:val="32"/>
               </w:rPr>
-              <w:t xml:space="preserve">Flutter full stack; KMP shared logic; separate Swift/Kotlin; </w:t>
-            </w:r>
-            <w:proofErr w:type="spellStart"/>
-            <w:r>
-              <w:rPr>
-                <w:rFonts w:ascii="Times New Roman" w:hAnsi="Times New Roman" w:cs="Times New Roman"/>
-                <w:sz w:val="18"/>
-                <w:szCs w:val="32"/>
-              </w:rPr>
-              <w:t>Firestore</w:t>
-            </w:r>
-            <w:proofErr w:type="spellEnd"/>
-            <w:r>
-              <w:rPr>
-                <w:rFonts w:ascii="Times New Roman" w:hAnsi="Times New Roman" w:cs="Times New Roman"/>
-                <w:sz w:val="18"/>
-                <w:szCs w:val="32"/>
-              </w:rPr>
-              <w:t>-first real-time app; MongoDB schema flexibility.</w:t>
+              <w:t>Flutter full stack; KMP shared logic; separate Swift/Kotlin; Firestore-first real-time app; MongoDB schema flexibility.</w:t>
             </w:r>
           </w:p>
         </w:tc>
@@ -11806,25 +10929,7 @@
                 <w:sz w:val="18"/>
                 <w:szCs w:val="32"/>
               </w:rPr>
-              <w:t>Shared TS workflow, documented web path, modular real-time APIs, transactional records, isolated model workloads [R</w:t>
-            </w:r>
-            <w:proofErr w:type="gramStart"/>
-            <w:r>
-              <w:rPr>
-                <w:rFonts w:ascii="Times New Roman" w:hAnsi="Times New Roman" w:cs="Times New Roman"/>
-                <w:sz w:val="18"/>
-                <w:szCs w:val="32"/>
-              </w:rPr>
-              <w:t>1,R6,R7,R9,R</w:t>
-            </w:r>
-            <w:proofErr w:type="gramEnd"/>
-            <w:r>
-              <w:rPr>
-                <w:rFonts w:ascii="Times New Roman" w:hAnsi="Times New Roman" w:cs="Times New Roman"/>
-                <w:sz w:val="18"/>
-                <w:szCs w:val="32"/>
-              </w:rPr>
-              <w:t>12].</w:t>
+              <w:t>Shared TS workflow, documented web path, modular real-time APIs, transactional records, isolated model workloads [R1,R6,R7,R9,R12].</w:t>
             </w:r>
           </w:p>
         </w:tc>
@@ -11928,25 +11033,7 @@
                 <w:sz w:val="18"/>
                 <w:szCs w:val="32"/>
               </w:rPr>
-              <w:t xml:space="preserve">Spike web/camera integration, verify BAA eligibility, test per-group </w:t>
-            </w:r>
-            <w:proofErr w:type="spellStart"/>
-            <w:r>
-              <w:rPr>
-                <w:rFonts w:ascii="Times New Roman" w:hAnsi="Times New Roman" w:cs="Times New Roman"/>
-                <w:sz w:val="18"/>
-                <w:szCs w:val="32"/>
-              </w:rPr>
-              <w:t>authz</w:t>
-            </w:r>
-            <w:proofErr w:type="spellEnd"/>
-            <w:r>
-              <w:rPr>
-                <w:rFonts w:ascii="Times New Roman" w:hAnsi="Times New Roman" w:cs="Times New Roman"/>
-                <w:sz w:val="18"/>
-                <w:szCs w:val="32"/>
-              </w:rPr>
-              <w:t>, budget ML, security review and model evaluation.</w:t>
+              <w:t>Spike web/camera integration, verify BAA eligibility, test per-group authz, budget ML, security review and model evaluation.</w:t>
             </w:r>
           </w:p>
         </w:tc>
@@ -12019,21 +11106,10 @@
           <w:rFonts w:ascii="Times New Roman" w:hAnsi="Times New Roman" w:cs="Times New Roman"/>
         </w:rPr>
         <w:lastRenderedPageBreak/>
-        <w:t xml:space="preserve">Git Hub </w:t>
-      </w:r>
-      <w:proofErr w:type="gramStart"/>
-      <w:r>
-        <w:rPr>
-          <w:rFonts w:ascii="Times New Roman" w:hAnsi="Times New Roman" w:cs="Times New Roman"/>
-        </w:rPr>
-        <w:t>Link</w:t>
+        <w:t>Git Hub Link</w:t>
       </w:r>
       <w:r>
-        <w:t xml:space="preserve"> :</w:t>
-      </w:r>
-      <w:proofErr w:type="gramEnd"/>
-      <w:r>
-        <w:t xml:space="preserve"> </w:t>
+        <w:t xml:space="preserve"> : </w:t>
       </w:r>
       <w:hyperlink r:id="rId11" w:history="1">
         <w:r>
@@ -12083,35 +11159,7 @@
         <w:rPr>
           <w:rFonts w:ascii="Times New Roman" w:hAnsi="Times New Roman" w:cs="Times New Roman"/>
         </w:rPr>
-        <w:t xml:space="preserve">[S1] IT3060 </w:t>
-      </w:r>
-      <w:proofErr w:type="spellStart"/>
-      <w:r>
-        <w:rPr>
-          <w:rFonts w:ascii="Times New Roman" w:hAnsi="Times New Roman" w:cs="Times New Roman"/>
-        </w:rPr>
-        <w:t>FitFlow</w:t>
-      </w:r>
-      <w:proofErr w:type="spellEnd"/>
-      <w:r>
-        <w:rPr>
-          <w:rFonts w:ascii="Times New Roman" w:hAnsi="Times New Roman" w:cs="Times New Roman"/>
-        </w:rPr>
-        <w:t xml:space="preserve"> Redesign Case Study (course-provided PDF). </w:t>
-      </w:r>
-      <w:proofErr w:type="spellStart"/>
-      <w:r>
-        <w:rPr>
-          <w:rFonts w:ascii="Times New Roman" w:hAnsi="Times New Roman" w:cs="Times New Roman"/>
-        </w:rPr>
-        <w:t>CourseWeb</w:t>
-      </w:r>
-      <w:proofErr w:type="spellEnd"/>
-      <w:r>
-        <w:rPr>
-          <w:rFonts w:ascii="Times New Roman" w:hAnsi="Times New Roman" w:cs="Times New Roman"/>
-        </w:rPr>
-        <w:t xml:space="preserve"> case study; supplied in this conversation.</w:t>
+        <w:t>[S1] IT3060 FitFlow Redesign Case Study (course-provided PDF). CourseWeb case study; supplied in this conversation.</w:t>
       </w:r>
     </w:p>
     <w:p>
@@ -12124,21 +11172,7 @@
         <w:rPr>
           <w:rFonts w:ascii="Times New Roman" w:hAnsi="Times New Roman" w:cs="Times New Roman"/>
         </w:rPr>
-        <w:t xml:space="preserve">[S2] IT3060 Lab Exercise 05 (course-provided PDF). </w:t>
-      </w:r>
-      <w:proofErr w:type="spellStart"/>
-      <w:r>
-        <w:rPr>
-          <w:rFonts w:ascii="Times New Roman" w:hAnsi="Times New Roman" w:cs="Times New Roman"/>
-        </w:rPr>
-        <w:t>CourseWeb</w:t>
-      </w:r>
-      <w:proofErr w:type="spellEnd"/>
-      <w:r>
-        <w:rPr>
-          <w:rFonts w:ascii="Times New Roman" w:hAnsi="Times New Roman" w:cs="Times New Roman"/>
-        </w:rPr>
-        <w:t xml:space="preserve"> lab sheet; supplied in this conversation.</w:t>
+        <w:t>[S2] IT3060 Lab Exercise 05 (course-provided PDF). CourseWeb lab sheet; supplied in this conversation.</w:t>
       </w:r>
     </w:p>
     <w:p>
@@ -12229,21 +11263,7 @@
         <w:rPr>
           <w:rFonts w:ascii="Times New Roman" w:hAnsi="Times New Roman" w:cs="Times New Roman"/>
         </w:rPr>
-        <w:t xml:space="preserve">[R5] Apple Developer: </w:t>
-      </w:r>
-      <w:proofErr w:type="spellStart"/>
-      <w:r>
-        <w:rPr>
-          <w:rFonts w:ascii="Times New Roman" w:hAnsi="Times New Roman" w:cs="Times New Roman"/>
-        </w:rPr>
-        <w:t>SwiftUI</w:t>
-      </w:r>
-      <w:proofErr w:type="spellEnd"/>
-      <w:r>
-        <w:rPr>
-          <w:rFonts w:ascii="Times New Roman" w:hAnsi="Times New Roman" w:cs="Times New Roman"/>
-        </w:rPr>
-        <w:t xml:space="preserve"> apps. https://developer.apple.com/documentation/technologyoverviews/swiftui</w:t>
+        <w:t>[R5] Apple Developer: SwiftUI apps. https://developer.apple.com/documentation/technologyoverviews/swiftui</w:t>
       </w:r>
     </w:p>
     <w:p>
@@ -12256,21 +11276,7 @@
         <w:rPr>
           <w:rFonts w:ascii="Times New Roman" w:hAnsi="Times New Roman" w:cs="Times New Roman"/>
         </w:rPr>
-        <w:t xml:space="preserve">[R6] </w:t>
-      </w:r>
-      <w:proofErr w:type="spellStart"/>
-      <w:r>
-        <w:rPr>
-          <w:rFonts w:ascii="Times New Roman" w:hAnsi="Times New Roman" w:cs="Times New Roman"/>
-        </w:rPr>
-        <w:t>NestJS</w:t>
-      </w:r>
-      <w:proofErr w:type="spellEnd"/>
-      <w:r>
-        <w:rPr>
-          <w:rFonts w:ascii="Times New Roman" w:hAnsi="Times New Roman" w:cs="Times New Roman"/>
-        </w:rPr>
-        <w:t>: WebSocket gateways. https://docs.nestjs.com/websockets/gateways</w:t>
+        <w:t>[R6] NestJS: WebSocket gateways. https://docs.nestjs.com/websockets/gateways</w:t>
       </w:r>
     </w:p>
     <w:p>
@@ -12283,21 +11289,7 @@
         <w:rPr>
           <w:rFonts w:ascii="Times New Roman" w:hAnsi="Times New Roman" w:cs="Times New Roman"/>
         </w:rPr>
-        <w:t xml:space="preserve">[R7] </w:t>
-      </w:r>
-      <w:proofErr w:type="spellStart"/>
-      <w:r>
-        <w:rPr>
-          <w:rFonts w:ascii="Times New Roman" w:hAnsi="Times New Roman" w:cs="Times New Roman"/>
-        </w:rPr>
-        <w:t>FastAPI</w:t>
-      </w:r>
-      <w:proofErr w:type="spellEnd"/>
-      <w:r>
-        <w:rPr>
-          <w:rFonts w:ascii="Times New Roman" w:hAnsi="Times New Roman" w:cs="Times New Roman"/>
-        </w:rPr>
-        <w:t>: Concurrency and async / await. https://fastapi.tiangolo.com/async/</w:t>
+        <w:t>[R7] FastAPI: Concurrency and async / await. https://fastapi.tiangolo.com/async/</w:t>
       </w:r>
     </w:p>
     <w:p>
@@ -12310,21 +11302,7 @@
         <w:rPr>
           <w:rFonts w:ascii="Times New Roman" w:hAnsi="Times New Roman" w:cs="Times New Roman"/>
         </w:rPr>
-        <w:t xml:space="preserve">[R8] Firebase: Cloud </w:t>
-      </w:r>
-      <w:proofErr w:type="spellStart"/>
-      <w:r>
-        <w:rPr>
-          <w:rFonts w:ascii="Times New Roman" w:hAnsi="Times New Roman" w:cs="Times New Roman"/>
-        </w:rPr>
-        <w:t>Firestore</w:t>
-      </w:r>
-      <w:proofErr w:type="spellEnd"/>
-      <w:r>
-        <w:rPr>
-          <w:rFonts w:ascii="Times New Roman" w:hAnsi="Times New Roman" w:cs="Times New Roman"/>
-        </w:rPr>
-        <w:t xml:space="preserve"> capabilities. https://firebase.google.com/docs/firestore</w:t>
+        <w:t>[R8] Firebase: Cloud Firestore capabilities. https://firebase.google.com/docs/firestore</w:t>
       </w:r>
     </w:p>
     <w:p>
@@ -12376,21 +11354,7 @@
         <w:rPr>
           <w:rFonts w:ascii="Times New Roman" w:hAnsi="Times New Roman" w:cs="Times New Roman"/>
         </w:rPr>
-        <w:t xml:space="preserve">[R12] AWS: What is Amazon </w:t>
-      </w:r>
-      <w:proofErr w:type="gramStart"/>
-      <w:r>
-        <w:rPr>
-          <w:rFonts w:ascii="Times New Roman" w:hAnsi="Times New Roman" w:cs="Times New Roman"/>
-        </w:rPr>
-        <w:t>Cognito?.</w:t>
-      </w:r>
-      <w:proofErr w:type="gramEnd"/>
-      <w:r>
-        <w:rPr>
-          <w:rFonts w:ascii="Times New Roman" w:hAnsi="Times New Roman" w:cs="Times New Roman"/>
-        </w:rPr>
-        <w:t xml:space="preserve"> https://docs.aws.amazon.com/cognito/latest/developerguide/what-is-amazon-cognito.html</w:t>
+        <w:t>[R12] AWS: What is Amazon Cognito?. https://docs.aws.amazon.com/cognito/latest/developerguide/what-is-amazon-cognito.html</w:t>
       </w:r>
     </w:p>
     <w:p>
@@ -12404,21 +11368,7 @@
           <w:rFonts w:ascii="Times New Roman" w:hAnsi="Times New Roman" w:cs="Times New Roman"/>
         </w:rPr>
         <w:lastRenderedPageBreak/>
-        <w:t xml:space="preserve">[R13] </w:t>
-      </w:r>
-      <w:proofErr w:type="spellStart"/>
-      <w:r>
-        <w:rPr>
-          <w:rFonts w:ascii="Times New Roman" w:hAnsi="Times New Roman" w:cs="Times New Roman"/>
-        </w:rPr>
-        <w:t>Supabase</w:t>
-      </w:r>
-      <w:proofErr w:type="spellEnd"/>
-      <w:r>
-        <w:rPr>
-          <w:rFonts w:ascii="Times New Roman" w:hAnsi="Times New Roman" w:cs="Times New Roman"/>
-        </w:rPr>
-        <w:t>: HIPAA compliance and customer responsibilities. https://supabase.com/docs/guides/security/hipaa-compliance</w:t>
+        <w:t>[R13] Supabase: HIPAA compliance and customer responsibilities. https://supabase.com/docs/guides/security/hipaa-compliance</w:t>
       </w:r>
     </w:p>
     <w:p>
@@ -12470,35 +11420,7 @@
         <w:rPr>
           <w:rFonts w:ascii="Times New Roman" w:hAnsi="Times New Roman" w:cs="Times New Roman"/>
         </w:rPr>
-        <w:t xml:space="preserve">[R17] GitHub CLI: </w:t>
-      </w:r>
-      <w:proofErr w:type="spellStart"/>
-      <w:r>
-        <w:rPr>
-          <w:rFonts w:ascii="Times New Roman" w:hAnsi="Times New Roman" w:cs="Times New Roman"/>
-        </w:rPr>
-        <w:t>gh</w:t>
-      </w:r>
-      <w:proofErr w:type="spellEnd"/>
-      <w:r>
-        <w:rPr>
-          <w:rFonts w:ascii="Times New Roman" w:hAnsi="Times New Roman" w:cs="Times New Roman"/>
-        </w:rPr>
-        <w:t xml:space="preserve"> repo </w:t>
-      </w:r>
-      <w:proofErr w:type="gramStart"/>
-      <w:r>
-        <w:rPr>
-          <w:rFonts w:ascii="Times New Roman" w:hAnsi="Times New Roman" w:cs="Times New Roman"/>
-        </w:rPr>
-        <w:t>create</w:t>
-      </w:r>
-      <w:proofErr w:type="gramEnd"/>
-      <w:r>
-        <w:rPr>
-          <w:rFonts w:ascii="Times New Roman" w:hAnsi="Times New Roman" w:cs="Times New Roman"/>
-        </w:rPr>
-        <w:t>. https://cli.github.com/manual/gh_repo_create</w:t>
+        <w:t>[R17] GitHub CLI: gh repo create. https://cli.github.com/manual/gh_repo_create</w:t>
       </w:r>
     </w:p>
     <w:p>
